--- a/flow/20230914_vu_template/drafts/2024-06-g/13-ЧТ-Акилини мчц..docx
+++ b/flow/20230914_vu_template/drafts/2024-06-g/13-ЧТ-Акилини мчц..docx
@@ -5727,6 +5727,7 @@
     <w:p>
       <w:pPr>
         <w:pStyle w:val="a"/>
+        <w:spacing w:after="160"/>
       </w:pPr>
       <w:r>
         <w:rPr>
@@ -11024,6 +11025,7 @@
     <w:p>
       <w:pPr>
         <w:pStyle w:val="a"/>
+        <w:spacing w:after="160"/>
       </w:pPr>
       <w:r>
         <w:rPr>
@@ -11177,6 +11179,15 @@
           <w:sz w:val="24"/>
         </w:rPr>
         <w:t>й, спаси душі наші.</w:t>
+      </w:r>
+      <w:r>
+        <w:rPr>
+          <w:rFonts w:ascii="Times New Roman" w:hAnsi="Times New Roman"/>
+          <w:i/>
+          <w:color w:val="FF4400"/>
+          <w:sz w:val="24"/>
+        </w:rPr>
+        <w:t xml:space="preserve"> (2 р.)</w:t>
       </w:r>
     </w:p>
     <w:p>
@@ -12614,47 +12625,2275 @@
     </w:p>
     <w:p>
       <w:pPr>
-        <w:spacing w:after="120" w:lineRule="auto"/>
-        <w:jc w:val="both"/>
-        <w:rPr>
-          <w:rFonts w:ascii="Times New Roman" w:cs="Times New Roman" w:eastAsia="Times New Roman" w:hAnsi="Times New Roman"/>
-          <w:color w:val="ff0000"/>
-          <w:sz w:val="24"/>
-          <w:szCs w:val="24"/>
-        </w:rPr>
-      </w:pPr>
-      <w:r>
-        <w:rPr>
-          <w:rFonts w:ascii="Times New Roman" w:cs="Times New Roman" w:eastAsia="Times New Roman" w:hAnsi="Times New Roman"/>
-          <w:color w:val="ff0000"/>
-          <w:sz w:val="24"/>
-          <w:szCs w:val="24"/>
-          <w:highlight w:val="yellow"/>
-          <w:rtl w:val="0"/>
-        </w:rPr>
-        <w:t xml:space="preserve">ВСТИВИТИ КАНОН</w:t>
-      </w:r>
-      <w:r>
-        <w:rPr>
-          <w:rtl w:val="0"/>
-        </w:rPr>
-      </w:r>
-    </w:p>
-    <w:p>
-      <w:pPr>
-        <w:spacing w:after="120" w:lineRule="auto"/>
-        <w:jc w:val="both"/>
-        <w:rPr>
-          <w:rFonts w:ascii="Times New Roman" w:cs="Times New Roman" w:eastAsia="Times New Roman" w:hAnsi="Times New Roman"/>
-          <w:color w:val="ff0000"/>
-          <w:sz w:val="24"/>
-          <w:szCs w:val="24"/>
-        </w:rPr>
-      </w:pPr>
-      <w:r>
-        <w:rPr>
-          <w:rtl w:val="0"/>
-        </w:rPr>
+        <w:pStyle w:val="Heading3"/>
+        <w:spacing w:after="120"/>
+        <w:jc w:val="center"/>
+      </w:pPr>
+      <w:r>
+        <w:rPr>
+          <w:rFonts w:ascii="Times New Roman" w:hAnsi="Times New Roman"/>
+          <w:i/>
+          <w:color w:val="FF0000"/>
+          <w:sz w:val="24"/>
+        </w:rPr>
+        <w:t>Пісня 1</w:t>
+      </w:r>
+    </w:p>
+    <w:p>
+      <w:pPr>
+        <w:pStyle w:val="a"/>
+        <w:spacing w:after="120"/>
+      </w:pPr>
+      <w:r>
+        <w:rPr>
+          <w:rFonts w:ascii="Times New Roman" w:hAnsi="Times New Roman"/>
+          <w:b/>
+          <w:i/>
+          <w:color w:val="FF0000"/>
+          <w:sz w:val="24"/>
+        </w:rPr>
+        <w:t>Ірмос (г. 2):</w:t>
+      </w:r>
+      <w:r>
+        <w:rPr>
+          <w:rFonts w:ascii="Times New Roman" w:hAnsi="Times New Roman"/>
+          <w:b/>
+          <w:i/>
+          <w:color w:val="FF0000"/>
+          <w:sz w:val="24"/>
+        </w:rPr>
+        <w:t xml:space="preserve"> </w:t>
+      </w:r>
+      <w:r>
+        <w:rPr>
+          <w:rFonts w:ascii="Times New Roman" w:hAnsi="Times New Roman"/>
+          <w:b/>
+          <w:color w:val="000000"/>
+          <w:sz w:val="24"/>
+        </w:rPr>
+        <w:t xml:space="preserve">У глибині потопила колись фараонове воїнство всемогутня сила, втілене ж Слово </w:t>
+      </w:r>
+      <w:r>
+        <w:rPr>
+          <w:rFonts w:ascii="Times New Roman" w:hAnsi="Times New Roman"/>
+          <w:b/>
+          <w:color w:val="000000"/>
+          <w:sz w:val="24"/>
+        </w:rPr>
+        <w:t>всезлобний</w:t>
+      </w:r>
+      <w:r>
+        <w:rPr>
+          <w:rFonts w:ascii="Times New Roman" w:hAnsi="Times New Roman"/>
+          <w:b/>
+          <w:color w:val="000000"/>
+          <w:sz w:val="24"/>
+        </w:rPr>
+        <w:t xml:space="preserve"> гріх знищило; </w:t>
+      </w:r>
+      <w:r>
+        <w:rPr>
+          <w:rFonts w:ascii="Times New Roman" w:hAnsi="Times New Roman"/>
+          <w:b/>
+          <w:color w:val="000000"/>
+          <w:sz w:val="24"/>
+        </w:rPr>
+        <w:t>препрославлений</w:t>
+      </w:r>
+      <w:r>
+        <w:rPr>
+          <w:rFonts w:ascii="Times New Roman" w:hAnsi="Times New Roman"/>
+          <w:b/>
+          <w:color w:val="000000"/>
+          <w:sz w:val="24"/>
+        </w:rPr>
+        <w:t xml:space="preserve"> Господь славно бо прославився.</w:t>
+      </w:r>
+    </w:p>
+    <w:p>
+      <w:pPr>
+        <w:pStyle w:val="a"/>
+        <w:spacing w:after="120"/>
+      </w:pPr>
+      <w:r>
+        <w:rPr>
+          <w:rFonts w:ascii="Times New Roman" w:hAnsi="Times New Roman"/>
+          <w:i/>
+          <w:color w:val="FF0000"/>
+          <w:sz w:val="24"/>
+        </w:rPr>
+        <w:t xml:space="preserve">Стих: </w:t>
+      </w:r>
+      <w:r>
+        <w:rPr>
+          <w:rFonts w:ascii="Times New Roman" w:hAnsi="Times New Roman"/>
+          <w:sz w:val="24"/>
+          <w:u w:val="single"/>
+        </w:rPr>
+        <w:t>Святі Апостоли, моліть Бога за нас.</w:t>
+      </w:r>
+    </w:p>
+    <w:p>
+      <w:pPr>
+        <w:pStyle w:val="a"/>
+        <w:spacing w:after="120"/>
+      </w:pPr>
+      <w:r>
+        <w:rPr>
+          <w:rFonts w:ascii="Times New Roman" w:hAnsi="Times New Roman"/>
+          <w:color w:val="000000"/>
+          <w:sz w:val="24"/>
+        </w:rPr>
+        <w:t xml:space="preserve">Будучи блискавкою божественного Світла, </w:t>
+      </w:r>
+      <w:r>
+        <w:rPr>
+          <w:rFonts w:ascii="Times New Roman" w:hAnsi="Times New Roman"/>
+          <w:color w:val="000000"/>
+          <w:sz w:val="24"/>
+        </w:rPr>
+        <w:t>світлосяйні</w:t>
+      </w:r>
+      <w:r>
+        <w:rPr>
+          <w:rFonts w:ascii="Times New Roman" w:hAnsi="Times New Roman"/>
+          <w:color w:val="000000"/>
+          <w:sz w:val="24"/>
+        </w:rPr>
+        <w:t xml:space="preserve"> Спасові апостоли, просвітіть мене, всього затьмареного чорнотою пристрастей, що все життя прожив у лінивстві</w:t>
+      </w:r>
+      <w:r>
+        <w:rPr>
+          <w:rFonts w:ascii="Times New Roman" w:hAnsi="Times New Roman"/>
+          <w:color w:val="FF0000"/>
+          <w:sz w:val="24"/>
+        </w:rPr>
+        <w:t>.</w:t>
+      </w:r>
+    </w:p>
+    <w:p>
+      <w:pPr>
+        <w:pStyle w:val="a"/>
+        <w:spacing w:after="120"/>
+      </w:pPr>
+      <w:r>
+        <w:rPr>
+          <w:rFonts w:ascii="Times New Roman" w:hAnsi="Times New Roman"/>
+          <w:i/>
+          <w:color w:val="FF0000"/>
+          <w:sz w:val="24"/>
+        </w:rPr>
+        <w:t xml:space="preserve">Стих: </w:t>
+      </w:r>
+      <w:r>
+        <w:rPr>
+          <w:rFonts w:ascii="Times New Roman" w:hAnsi="Times New Roman"/>
+          <w:sz w:val="24"/>
+          <w:u w:val="single"/>
+        </w:rPr>
+        <w:t>Святі Апостоли, моліть Бога за нас.</w:t>
+      </w:r>
+    </w:p>
+    <w:p>
+      <w:pPr>
+        <w:pStyle w:val="a"/>
+        <w:spacing w:after="120"/>
+      </w:pPr>
+      <w:r>
+        <w:rPr>
+          <w:rFonts w:ascii="Times New Roman" w:hAnsi="Times New Roman"/>
+          <w:color w:val="000000"/>
+          <w:sz w:val="24"/>
+        </w:rPr>
+        <w:t>Учні і друзі Христові, мене, який був другом ворога, заради спілкування зі злом, визволіть від нього, спонукаючи мою душу до любові Того, Хто полюбив рід людський заради благості.</w:t>
+      </w:r>
+    </w:p>
+    <w:p>
+      <w:pPr>
+        <w:pStyle w:val="a"/>
+        <w:spacing w:after="120"/>
+      </w:pPr>
+      <w:r>
+        <w:rPr>
+          <w:rFonts w:ascii="Times New Roman" w:hAnsi="Times New Roman"/>
+          <w:i/>
+          <w:color w:val="FF0000"/>
+          <w:sz w:val="24"/>
+        </w:rPr>
+        <w:t xml:space="preserve">Стих: </w:t>
+      </w:r>
+      <w:r>
+        <w:rPr>
+          <w:rFonts w:ascii="Times New Roman" w:hAnsi="Times New Roman"/>
+          <w:sz w:val="24"/>
+          <w:u w:val="single"/>
+        </w:rPr>
+        <w:t>Святі Апостоли, моліть Бога за нас.</w:t>
+      </w:r>
+    </w:p>
+    <w:p>
+      <w:pPr>
+        <w:pStyle w:val="a"/>
+        <w:spacing w:after="120"/>
+      </w:pPr>
+      <w:r>
+        <w:rPr>
+          <w:rFonts w:ascii="Times New Roman" w:hAnsi="Times New Roman"/>
+          <w:color w:val="000000"/>
+          <w:sz w:val="24"/>
+        </w:rPr>
+        <w:t xml:space="preserve">Смиренна душе моя, раніше смерті покайся і оплакуй себе </w:t>
+      </w:r>
+      <w:r>
+        <w:rPr>
+          <w:rFonts w:ascii="Times New Roman" w:hAnsi="Times New Roman"/>
+          <w:color w:val="000000"/>
+          <w:sz w:val="24"/>
+        </w:rPr>
+        <w:t>умертвлену</w:t>
+      </w:r>
+      <w:r>
+        <w:rPr>
+          <w:rFonts w:ascii="Times New Roman" w:hAnsi="Times New Roman"/>
+          <w:color w:val="000000"/>
+          <w:sz w:val="24"/>
+        </w:rPr>
+        <w:t>, щоб як чотириденного воскресив Милосердний, і тебе воскресив молитвами апостолів.</w:t>
+      </w:r>
+    </w:p>
+    <w:p>
+      <w:pPr>
+        <w:pStyle w:val="a"/>
+        <w:spacing w:after="120"/>
+      </w:pPr>
+      <w:r>
+        <w:rPr>
+          <w:rFonts w:ascii="Times New Roman" w:hAnsi="Times New Roman"/>
+          <w:b/>
+          <w:sz w:val="24"/>
+        </w:rPr>
+        <w:t xml:space="preserve">Слава: І нині: </w:t>
+      </w:r>
+      <w:r>
+        <w:rPr>
+          <w:rFonts w:ascii="Times New Roman" w:hAnsi="Times New Roman"/>
+          <w:i/>
+          <w:color w:val="FF0000"/>
+          <w:sz w:val="24"/>
+        </w:rPr>
+        <w:t xml:space="preserve">Богородичний: </w:t>
+      </w:r>
+      <w:r>
+        <w:rPr>
+          <w:rFonts w:ascii="Times New Roman" w:hAnsi="Times New Roman"/>
+          <w:color w:val="000000"/>
+          <w:sz w:val="24"/>
+        </w:rPr>
+        <w:t xml:space="preserve">Благого народивши Бога, Пречиста, який благодіє всім, охопленим тлінням, Його моли, </w:t>
+      </w:r>
+      <w:r>
+        <w:rPr>
+          <w:rFonts w:ascii="Times New Roman" w:hAnsi="Times New Roman"/>
+          <w:color w:val="000000"/>
+          <w:sz w:val="24"/>
+        </w:rPr>
+        <w:t>Всенепорочна</w:t>
+      </w:r>
+      <w:r>
+        <w:rPr>
+          <w:rFonts w:ascii="Times New Roman" w:hAnsi="Times New Roman"/>
+          <w:color w:val="000000"/>
+          <w:sz w:val="24"/>
+        </w:rPr>
+        <w:t>, з пророками, і мучениками, і апостолами визволити всіх від напастей.</w:t>
+      </w:r>
+    </w:p>
+    <w:p>
+      <w:pPr>
+        <w:pStyle w:val="Heading3"/>
+        <w:spacing w:after="120"/>
+        <w:jc w:val="center"/>
+      </w:pPr>
+      <w:r>
+        <w:rPr>
+          <w:rFonts w:ascii="Times New Roman" w:hAnsi="Times New Roman"/>
+          <w:i/>
+          <w:color w:val="FF0000"/>
+          <w:sz w:val="24"/>
+        </w:rPr>
+        <w:t>Пісня 3</w:t>
+      </w:r>
+    </w:p>
+    <w:p>
+      <w:pPr>
+        <w:pStyle w:val="a"/>
+        <w:spacing w:after="120"/>
+      </w:pPr>
+      <w:r>
+        <w:rPr>
+          <w:rFonts w:ascii="Times New Roman" w:hAnsi="Times New Roman"/>
+          <w:b/>
+          <w:i/>
+          <w:color w:val="FF0000"/>
+          <w:sz w:val="24"/>
+        </w:rPr>
+        <w:t>Ірмос (г. 2):</w:t>
+      </w:r>
+      <w:r>
+        <w:rPr>
+          <w:rFonts w:ascii="Times New Roman" w:hAnsi="Times New Roman"/>
+          <w:b/>
+          <w:i/>
+          <w:color w:val="FF0000"/>
+          <w:sz w:val="24"/>
+        </w:rPr>
+        <w:t xml:space="preserve"> </w:t>
+      </w:r>
+      <w:r>
+        <w:rPr>
+          <w:rFonts w:ascii="Times New Roman" w:hAnsi="Times New Roman"/>
+          <w:b/>
+          <w:color w:val="000000"/>
+          <w:sz w:val="24"/>
+        </w:rPr>
+        <w:t>Зацвіла пустеля, як лілея, Господи, язичницька неплідна церква пришестям Твоїм; у ній же утвердилося моє серце.</w:t>
+      </w:r>
+    </w:p>
+    <w:p>
+      <w:pPr>
+        <w:pStyle w:val="a"/>
+        <w:spacing w:after="120"/>
+      </w:pPr>
+      <w:r>
+        <w:rPr>
+          <w:rFonts w:ascii="Times New Roman" w:hAnsi="Times New Roman"/>
+          <w:i/>
+          <w:color w:val="FF0000"/>
+          <w:sz w:val="24"/>
+        </w:rPr>
+        <w:t xml:space="preserve">Стих: </w:t>
+      </w:r>
+      <w:r>
+        <w:rPr>
+          <w:rFonts w:ascii="Times New Roman" w:hAnsi="Times New Roman"/>
+          <w:sz w:val="24"/>
+          <w:u w:val="single"/>
+        </w:rPr>
+        <w:t>Святі Апостоли, моліть Бога за нас.</w:t>
+      </w:r>
+    </w:p>
+    <w:p>
+      <w:pPr>
+        <w:pStyle w:val="a"/>
+        <w:spacing w:after="120"/>
+      </w:pPr>
+      <w:r>
+        <w:rPr>
+          <w:rFonts w:ascii="Times New Roman" w:hAnsi="Times New Roman"/>
+          <w:color w:val="000000"/>
+          <w:sz w:val="24"/>
+        </w:rPr>
+        <w:t xml:space="preserve">Святі апостоли, ви, придбавши Духом Учителя премудрість Отчу, зганьбили еллінську мудрість, </w:t>
+      </w:r>
+      <w:r>
+        <w:rPr>
+          <w:rFonts w:ascii="Times New Roman" w:hAnsi="Times New Roman"/>
+          <w:color w:val="000000"/>
+          <w:sz w:val="24"/>
+        </w:rPr>
+        <w:t>боговидці</w:t>
+      </w:r>
+      <w:r>
+        <w:rPr>
+          <w:rFonts w:ascii="Times New Roman" w:hAnsi="Times New Roman"/>
+          <w:color w:val="000000"/>
+          <w:sz w:val="24"/>
+        </w:rPr>
+        <w:t xml:space="preserve"> </w:t>
+      </w:r>
+      <w:r>
+        <w:rPr>
+          <w:rFonts w:ascii="Times New Roman" w:hAnsi="Times New Roman"/>
+          <w:color w:val="000000"/>
+          <w:sz w:val="24"/>
+        </w:rPr>
+        <w:t>досточудні</w:t>
+      </w:r>
+      <w:r>
+        <w:rPr>
+          <w:rFonts w:ascii="Times New Roman" w:hAnsi="Times New Roman"/>
+          <w:color w:val="000000"/>
+          <w:sz w:val="24"/>
+        </w:rPr>
+        <w:t>.</w:t>
+      </w:r>
+    </w:p>
+    <w:p>
+      <w:pPr>
+        <w:pStyle w:val="a"/>
+        <w:spacing w:after="120"/>
+      </w:pPr>
+      <w:r>
+        <w:rPr>
+          <w:rFonts w:ascii="Times New Roman" w:hAnsi="Times New Roman"/>
+          <w:i/>
+          <w:color w:val="FF0000"/>
+          <w:sz w:val="24"/>
+        </w:rPr>
+        <w:t xml:space="preserve">Стих: </w:t>
+      </w:r>
+      <w:r>
+        <w:rPr>
+          <w:rFonts w:ascii="Times New Roman" w:hAnsi="Times New Roman"/>
+          <w:sz w:val="24"/>
+          <w:u w:val="single"/>
+        </w:rPr>
+        <w:t>Святі Апостоли, моліть Бога за нас.</w:t>
+      </w:r>
+    </w:p>
+    <w:p>
+      <w:pPr>
+        <w:pStyle w:val="a"/>
+        <w:spacing w:after="120"/>
+      </w:pPr>
+      <w:r>
+        <w:rPr>
+          <w:rFonts w:ascii="Times New Roman" w:hAnsi="Times New Roman"/>
+          <w:color w:val="000000"/>
+          <w:sz w:val="24"/>
+        </w:rPr>
+        <w:t xml:space="preserve">Неплідність душі моєї знищіть, </w:t>
+      </w:r>
+      <w:r>
+        <w:rPr>
+          <w:rFonts w:ascii="Times New Roman" w:hAnsi="Times New Roman"/>
+          <w:color w:val="000000"/>
+          <w:sz w:val="24"/>
+        </w:rPr>
+        <w:t>всехвальні</w:t>
+      </w:r>
+      <w:r>
+        <w:rPr>
+          <w:rFonts w:ascii="Times New Roman" w:hAnsi="Times New Roman"/>
+          <w:color w:val="000000"/>
+          <w:sz w:val="24"/>
+        </w:rPr>
+        <w:t xml:space="preserve">, і сподобіть приносити благих діянь плоди, як самовидці Слова, </w:t>
+      </w:r>
+      <w:r>
+        <w:rPr>
+          <w:rFonts w:ascii="Times New Roman" w:hAnsi="Times New Roman"/>
+          <w:color w:val="000000"/>
+          <w:sz w:val="24"/>
+        </w:rPr>
+        <w:t>достоблаженні</w:t>
+      </w:r>
+      <w:r>
+        <w:rPr>
+          <w:rFonts w:ascii="Times New Roman" w:hAnsi="Times New Roman"/>
+          <w:color w:val="000000"/>
+          <w:sz w:val="24"/>
+        </w:rPr>
+        <w:t>.</w:t>
+      </w:r>
+    </w:p>
+    <w:p>
+      <w:pPr>
+        <w:pStyle w:val="a"/>
+        <w:spacing w:after="120"/>
+      </w:pPr>
+      <w:r>
+        <w:rPr>
+          <w:rFonts w:ascii="Times New Roman" w:hAnsi="Times New Roman"/>
+          <w:i/>
+          <w:color w:val="FF0000"/>
+          <w:sz w:val="24"/>
+        </w:rPr>
+        <w:t xml:space="preserve">Стих: </w:t>
+      </w:r>
+      <w:r>
+        <w:rPr>
+          <w:rFonts w:ascii="Times New Roman" w:hAnsi="Times New Roman"/>
+          <w:sz w:val="24"/>
+          <w:u w:val="single"/>
+        </w:rPr>
+        <w:t>Святі Апостоли, моліть Бога за нас.</w:t>
+      </w:r>
+    </w:p>
+    <w:p>
+      <w:pPr>
+        <w:pStyle w:val="a"/>
+        <w:spacing w:after="120"/>
+      </w:pPr>
+      <w:r>
+        <w:rPr>
+          <w:rFonts w:ascii="Times New Roman" w:hAnsi="Times New Roman"/>
+          <w:color w:val="000000"/>
+          <w:sz w:val="24"/>
+        </w:rPr>
+        <w:t>Мене, отруєного нині отруйним укусом ворога, зціли молитвами Твоїх апостолів, Благодійнику всіх, Многомилостивий.</w:t>
+      </w:r>
+    </w:p>
+    <w:p>
+      <w:pPr>
+        <w:pStyle w:val="a"/>
+        <w:spacing w:after="120"/>
+      </w:pPr>
+      <w:r>
+        <w:rPr>
+          <w:rFonts w:ascii="Times New Roman" w:hAnsi="Times New Roman"/>
+          <w:b/>
+          <w:sz w:val="24"/>
+        </w:rPr>
+        <w:t xml:space="preserve">Слава: І нині: </w:t>
+      </w:r>
+      <w:r>
+        <w:rPr>
+          <w:rFonts w:ascii="Times New Roman" w:hAnsi="Times New Roman"/>
+          <w:i/>
+          <w:color w:val="FF0000"/>
+          <w:sz w:val="24"/>
+        </w:rPr>
+        <w:t xml:space="preserve">Богородичний: </w:t>
+      </w:r>
+      <w:r>
+        <w:rPr>
+          <w:rFonts w:ascii="Times New Roman" w:hAnsi="Times New Roman"/>
+          <w:color w:val="000000"/>
+          <w:sz w:val="24"/>
+        </w:rPr>
+        <w:t>Бога благого умоли, Пречиста з усіма апостолами, визволитися від усякого зла, і обставин, і бід тим, хто шанує Тебе.</w:t>
+      </w:r>
+    </w:p>
+    <w:p>
+      <w:pPr>
+        <w:pStyle w:val="Heading3"/>
+        <w:spacing w:after="120"/>
+        <w:jc w:val="center"/>
+      </w:pPr>
+      <w:r>
+        <w:rPr>
+          <w:rFonts w:ascii="Times New Roman" w:hAnsi="Times New Roman"/>
+          <w:b/>
+          <w:i/>
+          <w:color w:val="FF0000"/>
+          <w:sz w:val="24"/>
+        </w:rPr>
+        <w:t>Мала єктенія</w:t>
+      </w:r>
+    </w:p>
+    <w:p>
+      <w:pPr>
+        <w:pStyle w:val="a"/>
+        <w:spacing w:after="120"/>
+      </w:pPr>
+      <w:r>
+        <w:rPr>
+          <w:rFonts w:ascii="Times New Roman" w:hAnsi="Times New Roman"/>
+          <w:color w:val="000000"/>
+          <w:sz w:val="24"/>
+        </w:rPr>
+        <w:t>Ще і ще в мирі Господеві помолімся.</w:t>
+      </w:r>
+    </w:p>
+    <w:p>
+      <w:pPr>
+        <w:pStyle w:val="a"/>
+        <w:spacing w:after="120"/>
+      </w:pPr>
+      <w:r>
+        <w:rPr>
+          <w:rFonts w:ascii="Times New Roman" w:hAnsi="Times New Roman"/>
+          <w:i/>
+          <w:color w:val="FF0000"/>
+          <w:sz w:val="24"/>
+        </w:rPr>
+        <w:t>Вірні:</w:t>
+      </w:r>
+      <w:r>
+        <w:rPr>
+          <w:rFonts w:ascii="Times New Roman" w:hAnsi="Times New Roman"/>
+          <w:color w:val="000000"/>
+          <w:sz w:val="24"/>
+        </w:rPr>
+        <w:t xml:space="preserve"> Господи, помилуй.</w:t>
+      </w:r>
+    </w:p>
+    <w:p>
+      <w:pPr>
+        <w:pStyle w:val="a"/>
+        <w:spacing w:after="120"/>
+      </w:pPr>
+      <w:r>
+        <w:rPr>
+          <w:rFonts w:ascii="Times New Roman" w:hAnsi="Times New Roman"/>
+          <w:color w:val="000000"/>
+          <w:sz w:val="24"/>
+        </w:rPr>
+        <w:t>Заступи, спаси, помилуй і охорони нас, Боже, твоєю благодаттю.</w:t>
+      </w:r>
+    </w:p>
+    <w:p>
+      <w:pPr>
+        <w:pStyle w:val="a"/>
+        <w:spacing w:after="120"/>
+      </w:pPr>
+      <w:r>
+        <w:rPr>
+          <w:rFonts w:ascii="Times New Roman" w:hAnsi="Times New Roman"/>
+          <w:i/>
+          <w:color w:val="FF0000"/>
+          <w:sz w:val="24"/>
+        </w:rPr>
+        <w:t>Вірні:</w:t>
+      </w:r>
+      <w:r>
+        <w:rPr>
+          <w:rFonts w:ascii="Times New Roman" w:hAnsi="Times New Roman"/>
+          <w:color w:val="000000"/>
+          <w:sz w:val="24"/>
+        </w:rPr>
+        <w:t xml:space="preserve"> Господи, помилуй.</w:t>
+      </w:r>
+    </w:p>
+    <w:p>
+      <w:pPr>
+        <w:pStyle w:val="a"/>
+        <w:spacing w:after="120"/>
+      </w:pPr>
+      <w:r>
+        <w:rPr>
+          <w:rFonts w:ascii="Times New Roman" w:hAnsi="Times New Roman"/>
+          <w:color w:val="000000"/>
+          <w:sz w:val="24"/>
+        </w:rPr>
+        <w:t>Пресвяту, пречисту, преблагословенну, славну Владичицю нашу Богородицю і приснодіву Марію, з усіма святими пом'янувши, самі себе, і один одного, і все життя наше Христу Богові віддаймо.</w:t>
+      </w:r>
+    </w:p>
+    <w:p>
+      <w:pPr>
+        <w:pStyle w:val="a"/>
+        <w:spacing w:after="120"/>
+      </w:pPr>
+      <w:r>
+        <w:rPr>
+          <w:rFonts w:ascii="Times New Roman" w:hAnsi="Times New Roman"/>
+          <w:i/>
+          <w:color w:val="FF0000"/>
+          <w:sz w:val="24"/>
+        </w:rPr>
+        <w:t>Вірні:</w:t>
+      </w:r>
+      <w:r>
+        <w:rPr>
+          <w:rFonts w:ascii="Times New Roman" w:hAnsi="Times New Roman"/>
+          <w:color w:val="000000"/>
+          <w:sz w:val="24"/>
+        </w:rPr>
+        <w:t xml:space="preserve"> Тобі, Господи.</w:t>
+      </w:r>
+    </w:p>
+    <w:p>
+      <w:pPr>
+        <w:pStyle w:val="a"/>
+        <w:spacing w:after="120"/>
+      </w:pPr>
+      <w:r>
+        <w:rPr>
+          <w:rFonts w:ascii="Times New Roman" w:hAnsi="Times New Roman"/>
+          <w:sz w:val="24"/>
+          <w:u w:val="single"/>
+        </w:rPr>
+        <w:t>[Господи, Боже наш, що сонну неміч забрав від нас і покликав нас візванням святим, щоб і вночі підносити руки наші і прославляти тебе за справедливі твої присуди. Прийми благання наші, моління, визнавання, нічні служби і даруй нам, Боже, віру бездоганну, надію впевнену, любов нелицемірну. Благослови наші входи й виходи, вчинки, слова, діла й думки; і дай нам дочекатися початку дня, нам, що хвалять й оспівують, і благословлять добрість твоєї несказанної сили]</w:t>
+      </w:r>
+    </w:p>
+    <w:p>
+      <w:pPr>
+        <w:pStyle w:val="a"/>
+        <w:spacing w:after="120"/>
+      </w:pPr>
+      <w:r>
+        <w:rPr>
+          <w:rFonts w:ascii="Times New Roman" w:hAnsi="Times New Roman"/>
+          <w:i/>
+          <w:color w:val="FF0000"/>
+          <w:sz w:val="24"/>
+        </w:rPr>
+        <w:t>Священик:</w:t>
+      </w:r>
+      <w:r>
+        <w:rPr>
+          <w:rFonts w:ascii="Times New Roman" w:hAnsi="Times New Roman"/>
+          <w:i/>
+          <w:color w:val="FF0000"/>
+          <w:sz w:val="24"/>
+        </w:rPr>
+        <w:t xml:space="preserve"> </w:t>
+      </w:r>
+      <w:r>
+        <w:rPr>
+          <w:rFonts w:ascii="Times New Roman" w:hAnsi="Times New Roman"/>
+          <w:color w:val="000000"/>
+          <w:sz w:val="24"/>
+        </w:rPr>
+        <w:t>Бо Ти Бог наш і Тобі славу возсилаємо: Отцю, і Сину, і Святому Духові</w:t>
+      </w:r>
+      <w:r>
+        <w:rPr>
+          <w:rFonts w:ascii="Times New Roman" w:hAnsi="Times New Roman"/>
+          <w:sz w:val="24"/>
+        </w:rPr>
+        <w:t>, нині і повсякчас, і на віки віків.</w:t>
+      </w:r>
+    </w:p>
+    <w:p>
+      <w:pPr>
+        <w:pStyle w:val="a"/>
+        <w:spacing w:after="120"/>
+      </w:pPr>
+      <w:r>
+        <w:rPr>
+          <w:rFonts w:ascii="Times New Roman" w:hAnsi="Times New Roman"/>
+          <w:i/>
+          <w:color w:val="FF0000"/>
+          <w:sz w:val="24"/>
+        </w:rPr>
+        <w:t>Вірні:</w:t>
+      </w:r>
+      <w:r>
+        <w:rPr>
+          <w:rFonts w:ascii="Times New Roman" w:hAnsi="Times New Roman"/>
+          <w:color w:val="FF0000"/>
+          <w:sz w:val="24"/>
+        </w:rPr>
+        <w:t xml:space="preserve"> </w:t>
+      </w:r>
+      <w:r>
+        <w:rPr>
+          <w:rFonts w:ascii="Times New Roman" w:hAnsi="Times New Roman"/>
+          <w:sz w:val="24"/>
+        </w:rPr>
+        <w:t>Амінь.</w:t>
+      </w:r>
+    </w:p>
+    <w:p>
+      <w:pPr>
+        <w:pStyle w:val="Heading3"/>
+        <w:spacing w:after="120"/>
+        <w:jc w:val="center"/>
+      </w:pPr>
+      <w:r>
+        <w:rPr>
+          <w:rFonts w:ascii="Times New Roman" w:hAnsi="Times New Roman"/>
+          <w:i/>
+          <w:color w:val="FF0000"/>
+          <w:sz w:val="24"/>
+        </w:rPr>
+        <w:t>Пісня 4</w:t>
+      </w:r>
+    </w:p>
+    <w:p>
+      <w:pPr>
+        <w:pStyle w:val="a"/>
+        <w:spacing w:after="120"/>
+      </w:pPr>
+      <w:r>
+        <w:rPr>
+          <w:rFonts w:ascii="Times New Roman" w:hAnsi="Times New Roman"/>
+          <w:b/>
+          <w:i/>
+          <w:color w:val="FF0000"/>
+          <w:sz w:val="24"/>
+        </w:rPr>
+        <w:t>Ірмос (г. 2):</w:t>
+      </w:r>
+      <w:r>
+        <w:rPr>
+          <w:rFonts w:ascii="Times New Roman" w:hAnsi="Times New Roman"/>
+          <w:b/>
+          <w:i/>
+          <w:color w:val="FF0000"/>
+          <w:sz w:val="24"/>
+        </w:rPr>
+        <w:t xml:space="preserve"> </w:t>
+      </w:r>
+      <w:r>
+        <w:rPr>
+          <w:rFonts w:ascii="Times New Roman" w:hAnsi="Times New Roman"/>
+          <w:b/>
+          <w:color w:val="000000"/>
+          <w:sz w:val="24"/>
+        </w:rPr>
+        <w:t>Прийшов Ти від Діви, не заступник, не ангел, але Сам Господь втілений, і спас усього мене, людину; тому взиваю до тебе: слава силі Твоїй, Господи.</w:t>
+      </w:r>
+    </w:p>
+    <w:p>
+      <w:pPr>
+        <w:pStyle w:val="a"/>
+        <w:spacing w:after="120"/>
+      </w:pPr>
+      <w:r>
+        <w:rPr>
+          <w:rFonts w:ascii="Times New Roman" w:hAnsi="Times New Roman"/>
+          <w:i/>
+          <w:color w:val="FF0000"/>
+          <w:sz w:val="24"/>
+        </w:rPr>
+        <w:t xml:space="preserve">Стих: </w:t>
+      </w:r>
+      <w:r>
+        <w:rPr>
+          <w:rFonts w:ascii="Times New Roman" w:hAnsi="Times New Roman"/>
+          <w:sz w:val="24"/>
+          <w:u w:val="single"/>
+        </w:rPr>
+        <w:t>Святі Апостоли, моліть Бога за нас.</w:t>
+      </w:r>
+    </w:p>
+    <w:p>
+      <w:pPr>
+        <w:pStyle w:val="a"/>
+        <w:spacing w:after="120"/>
+      </w:pPr>
+      <w:r>
+        <w:rPr>
+          <w:rFonts w:ascii="Times New Roman" w:hAnsi="Times New Roman"/>
+          <w:color w:val="000000"/>
+          <w:sz w:val="24"/>
+        </w:rPr>
+        <w:t>Мене, завжди голодного і голодом стомленого, нагодуй поживою спасіння, єдиний Чоловіколюбче, божественними молитвами апостолів, які проповідували Тебе в усьому світі</w:t>
+      </w:r>
+      <w:r>
+        <w:rPr>
+          <w:rFonts w:ascii="Times New Roman" w:hAnsi="Times New Roman"/>
+          <w:color w:val="FF0000"/>
+          <w:sz w:val="24"/>
+        </w:rPr>
+        <w:t>.</w:t>
+      </w:r>
+    </w:p>
+    <w:p>
+      <w:pPr>
+        <w:pStyle w:val="a"/>
+        <w:spacing w:after="120"/>
+      </w:pPr>
+      <w:r>
+        <w:rPr>
+          <w:rFonts w:ascii="Times New Roman" w:hAnsi="Times New Roman"/>
+          <w:i/>
+          <w:color w:val="FF0000"/>
+          <w:sz w:val="24"/>
+        </w:rPr>
+        <w:t xml:space="preserve">Стих: </w:t>
+      </w:r>
+      <w:r>
+        <w:rPr>
+          <w:rFonts w:ascii="Times New Roman" w:hAnsi="Times New Roman"/>
+          <w:sz w:val="24"/>
+          <w:u w:val="single"/>
+        </w:rPr>
+        <w:t>Святі Апостоли, моліть Бога за нас.</w:t>
+      </w:r>
+    </w:p>
+    <w:p>
+      <w:pPr>
+        <w:pStyle w:val="a"/>
+        <w:spacing w:after="120"/>
+      </w:pPr>
+      <w:r>
+        <w:rPr>
+          <w:rFonts w:ascii="Times New Roman" w:hAnsi="Times New Roman"/>
+          <w:color w:val="000000"/>
+          <w:sz w:val="24"/>
+        </w:rPr>
+        <w:t>На море житейське навів Ти славних Твоїх апостолів, як коней, Чоловіколюбче, які збурювали його гіркі і солоні води невір’я.</w:t>
+      </w:r>
+    </w:p>
+    <w:p>
+      <w:pPr>
+        <w:pStyle w:val="a"/>
+        <w:spacing w:after="120"/>
+      </w:pPr>
+      <w:r>
+        <w:rPr>
+          <w:rFonts w:ascii="Times New Roman" w:hAnsi="Times New Roman"/>
+          <w:i/>
+          <w:color w:val="FF0000"/>
+          <w:sz w:val="24"/>
+        </w:rPr>
+        <w:t xml:space="preserve">Стих: </w:t>
+      </w:r>
+      <w:r>
+        <w:rPr>
+          <w:rFonts w:ascii="Times New Roman" w:hAnsi="Times New Roman"/>
+          <w:sz w:val="24"/>
+          <w:u w:val="single"/>
+        </w:rPr>
+        <w:t>Святі Апостоли, моліть Бога за нас.</w:t>
+      </w:r>
+    </w:p>
+    <w:p>
+      <w:pPr>
+        <w:pStyle w:val="a"/>
+        <w:spacing w:after="120"/>
+      </w:pPr>
+      <w:r>
+        <w:rPr>
+          <w:rFonts w:ascii="Times New Roman" w:hAnsi="Times New Roman"/>
+          <w:color w:val="000000"/>
+          <w:sz w:val="24"/>
+        </w:rPr>
+        <w:t xml:space="preserve">Сповістивши сущим у темряві Сонце Христа, </w:t>
+      </w:r>
+      <w:r>
+        <w:rPr>
+          <w:rFonts w:ascii="Times New Roman" w:hAnsi="Times New Roman"/>
+          <w:color w:val="000000"/>
+          <w:sz w:val="24"/>
+        </w:rPr>
+        <w:t>всехвальні</w:t>
+      </w:r>
+      <w:r>
+        <w:rPr>
+          <w:rFonts w:ascii="Times New Roman" w:hAnsi="Times New Roman"/>
+          <w:color w:val="000000"/>
+          <w:sz w:val="24"/>
+        </w:rPr>
+        <w:t xml:space="preserve"> апостоли, просвітіть мене, що лежу у гріховній темряві, забороняючи лукавим помислам мого серця.</w:t>
+      </w:r>
+    </w:p>
+    <w:p>
+      <w:pPr>
+        <w:pStyle w:val="a"/>
+        <w:spacing w:after="120"/>
+      </w:pPr>
+      <w:r>
+        <w:rPr>
+          <w:rFonts w:ascii="Times New Roman" w:hAnsi="Times New Roman"/>
+          <w:b/>
+          <w:sz w:val="24"/>
+        </w:rPr>
+        <w:t xml:space="preserve">Слава: І нині: </w:t>
+      </w:r>
+      <w:r>
+        <w:rPr>
+          <w:rFonts w:ascii="Times New Roman" w:hAnsi="Times New Roman"/>
+          <w:i/>
+          <w:color w:val="FF0000"/>
+          <w:sz w:val="24"/>
+        </w:rPr>
+        <w:t xml:space="preserve">Богородичний: </w:t>
+      </w:r>
+      <w:r>
+        <w:rPr>
+          <w:rFonts w:ascii="Times New Roman" w:hAnsi="Times New Roman"/>
+          <w:color w:val="000000"/>
+          <w:sz w:val="24"/>
+        </w:rPr>
+        <w:t>Всеоспівана</w:t>
+      </w:r>
+      <w:r>
+        <w:rPr>
+          <w:rFonts w:ascii="Times New Roman" w:hAnsi="Times New Roman"/>
+          <w:color w:val="000000"/>
+          <w:sz w:val="24"/>
+        </w:rPr>
+        <w:t>, Ти народила Бога оспіваного, моли з апостолами за тих, що оспівують Тебе, щоб визволитися від гріхів, і бід, і озлоблення.</w:t>
+      </w:r>
+    </w:p>
+    <w:p>
+      <w:pPr>
+        <w:pStyle w:val="Heading3"/>
+        <w:spacing w:after="120"/>
+        <w:jc w:val="center"/>
+      </w:pPr>
+      <w:r>
+        <w:rPr>
+          <w:rFonts w:ascii="Times New Roman" w:hAnsi="Times New Roman"/>
+          <w:i/>
+          <w:color w:val="FF0000"/>
+          <w:sz w:val="24"/>
+        </w:rPr>
+        <w:t>Пісня 5</w:t>
+      </w:r>
+    </w:p>
+    <w:p>
+      <w:pPr>
+        <w:pStyle w:val="a"/>
+        <w:spacing w:after="120"/>
+      </w:pPr>
+      <w:r>
+        <w:rPr>
+          <w:rFonts w:ascii="Times New Roman" w:hAnsi="Times New Roman"/>
+          <w:b/>
+          <w:i/>
+          <w:color w:val="FF0000"/>
+          <w:sz w:val="24"/>
+        </w:rPr>
+        <w:t>Ірмос (г. 2):</w:t>
+      </w:r>
+      <w:r>
+        <w:rPr>
+          <w:rFonts w:ascii="Times New Roman" w:hAnsi="Times New Roman"/>
+          <w:b/>
+          <w:i/>
+          <w:color w:val="FF0000"/>
+          <w:sz w:val="24"/>
+        </w:rPr>
+        <w:t xml:space="preserve"> </w:t>
+      </w:r>
+      <w:r>
+        <w:rPr>
+          <w:rFonts w:ascii="Times New Roman" w:hAnsi="Times New Roman"/>
+          <w:b/>
+          <w:color w:val="000000"/>
+          <w:sz w:val="24"/>
+        </w:rPr>
+        <w:t xml:space="preserve">Заступником перед Богом за людей був Ти, Христе Боже; Тобою бо, Владико, до </w:t>
+      </w:r>
+      <w:r>
+        <w:rPr>
+          <w:rFonts w:ascii="Times New Roman" w:hAnsi="Times New Roman"/>
+          <w:b/>
+          <w:color w:val="000000"/>
+          <w:sz w:val="24"/>
+        </w:rPr>
+        <w:t>світлоначальника</w:t>
+      </w:r>
+      <w:r>
+        <w:rPr>
+          <w:rFonts w:ascii="Times New Roman" w:hAnsi="Times New Roman"/>
+          <w:b/>
+          <w:color w:val="000000"/>
+          <w:sz w:val="24"/>
+        </w:rPr>
+        <w:t xml:space="preserve"> Отця Твого від ночі невідання були ми приведені.</w:t>
+      </w:r>
+    </w:p>
+    <w:p>
+      <w:pPr>
+        <w:pStyle w:val="a"/>
+        <w:spacing w:after="120"/>
+      </w:pPr>
+      <w:r>
+        <w:rPr>
+          <w:rFonts w:ascii="Times New Roman" w:hAnsi="Times New Roman"/>
+          <w:i/>
+          <w:color w:val="FF0000"/>
+          <w:sz w:val="24"/>
+        </w:rPr>
+        <w:t xml:space="preserve">Стих: </w:t>
+      </w:r>
+      <w:r>
+        <w:rPr>
+          <w:rFonts w:ascii="Times New Roman" w:hAnsi="Times New Roman"/>
+          <w:sz w:val="24"/>
+          <w:u w:val="single"/>
+        </w:rPr>
+        <w:t>Святі Апостоли, моліть Бога за нас.</w:t>
+      </w:r>
+    </w:p>
+    <w:p>
+      <w:pPr>
+        <w:pStyle w:val="a"/>
+        <w:spacing w:after="120"/>
+      </w:pPr>
+      <w:r>
+        <w:rPr>
+          <w:rFonts w:ascii="Times New Roman" w:hAnsi="Times New Roman"/>
+          <w:color w:val="000000"/>
+          <w:sz w:val="24"/>
+        </w:rPr>
+        <w:t xml:space="preserve">Великий Пастир послав вас, як </w:t>
+      </w:r>
+      <w:r>
+        <w:rPr>
+          <w:rFonts w:ascii="Times New Roman" w:hAnsi="Times New Roman"/>
+          <w:color w:val="000000"/>
+          <w:sz w:val="24"/>
+        </w:rPr>
+        <w:t>овець</w:t>
+      </w:r>
+      <w:r>
+        <w:rPr>
+          <w:rFonts w:ascii="Times New Roman" w:hAnsi="Times New Roman"/>
+          <w:color w:val="000000"/>
+          <w:sz w:val="24"/>
+        </w:rPr>
+        <w:t>, посеред вовків, божественних Своїх учеників, перероджуючи їх божественною силою хрещення і добротою слів</w:t>
+      </w:r>
+      <w:r>
+        <w:rPr>
+          <w:rFonts w:ascii="Times New Roman" w:hAnsi="Times New Roman"/>
+          <w:color w:val="FF0000"/>
+          <w:sz w:val="24"/>
+        </w:rPr>
+        <w:t>.</w:t>
+      </w:r>
+    </w:p>
+    <w:p>
+      <w:pPr>
+        <w:pStyle w:val="a"/>
+        <w:spacing w:after="120"/>
+      </w:pPr>
+      <w:r>
+        <w:rPr>
+          <w:rFonts w:ascii="Times New Roman" w:hAnsi="Times New Roman"/>
+          <w:i/>
+          <w:color w:val="FF0000"/>
+          <w:sz w:val="24"/>
+        </w:rPr>
+        <w:t xml:space="preserve">Стих: </w:t>
+      </w:r>
+      <w:r>
+        <w:rPr>
+          <w:rFonts w:ascii="Times New Roman" w:hAnsi="Times New Roman"/>
+          <w:sz w:val="24"/>
+          <w:u w:val="single"/>
+        </w:rPr>
+        <w:t>Святі Апостоли, моліть Бога за нас.</w:t>
+      </w:r>
+    </w:p>
+    <w:p>
+      <w:pPr>
+        <w:pStyle w:val="a"/>
+        <w:spacing w:after="120"/>
+      </w:pPr>
+      <w:r>
+        <w:rPr>
+          <w:rFonts w:ascii="Times New Roman" w:hAnsi="Times New Roman"/>
+          <w:color w:val="000000"/>
+          <w:sz w:val="24"/>
+        </w:rPr>
+        <w:t xml:space="preserve">Божественним світлом просвітили ви, апостоли, серця, що перебували у темряві; тому благаю вас, просвітіть мене, затьмареного скверними пристрастями, </w:t>
+      </w:r>
+      <w:r>
+        <w:rPr>
+          <w:rFonts w:ascii="Times New Roman" w:hAnsi="Times New Roman"/>
+          <w:color w:val="000000"/>
+          <w:sz w:val="24"/>
+        </w:rPr>
+        <w:t>богоблаженні</w:t>
+      </w:r>
+      <w:r>
+        <w:rPr>
+          <w:rFonts w:ascii="Times New Roman" w:hAnsi="Times New Roman"/>
+          <w:color w:val="000000"/>
+          <w:sz w:val="24"/>
+        </w:rPr>
+        <w:t>.</w:t>
+      </w:r>
+    </w:p>
+    <w:p>
+      <w:pPr>
+        <w:pStyle w:val="a"/>
+        <w:spacing w:after="120"/>
+      </w:pPr>
+      <w:r>
+        <w:rPr>
+          <w:rFonts w:ascii="Times New Roman" w:hAnsi="Times New Roman"/>
+          <w:i/>
+          <w:color w:val="FF0000"/>
+          <w:sz w:val="24"/>
+        </w:rPr>
+        <w:t xml:space="preserve">Стих: </w:t>
+      </w:r>
+      <w:r>
+        <w:rPr>
+          <w:rFonts w:ascii="Times New Roman" w:hAnsi="Times New Roman"/>
+          <w:sz w:val="24"/>
+          <w:u w:val="single"/>
+        </w:rPr>
+        <w:t>Святі Апостоли, моліть Бога за нас.</w:t>
+      </w:r>
+    </w:p>
+    <w:p>
+      <w:pPr>
+        <w:pStyle w:val="a"/>
+        <w:spacing w:after="120"/>
+      </w:pPr>
+      <w:r>
+        <w:rPr>
+          <w:rFonts w:ascii="Times New Roman" w:hAnsi="Times New Roman"/>
+          <w:color w:val="000000"/>
+          <w:sz w:val="24"/>
+        </w:rPr>
+        <w:t>Окаянна душе, раніше кінця поспіши покаятися, взиваючи до Господа: згрішив перед Тобою, Владико, прости заради апостолів і спаси мене, як Милосердний.</w:t>
+      </w:r>
+    </w:p>
+    <w:p>
+      <w:pPr>
+        <w:pStyle w:val="a"/>
+        <w:spacing w:after="120"/>
+      </w:pPr>
+      <w:r>
+        <w:rPr>
+          <w:rFonts w:ascii="Times New Roman" w:hAnsi="Times New Roman"/>
+          <w:b/>
+          <w:sz w:val="24"/>
+        </w:rPr>
+        <w:t xml:space="preserve">Слава: І нині: </w:t>
+      </w:r>
+      <w:r>
+        <w:rPr>
+          <w:rFonts w:ascii="Times New Roman" w:hAnsi="Times New Roman"/>
+          <w:i/>
+          <w:color w:val="FF0000"/>
+          <w:sz w:val="24"/>
+        </w:rPr>
+        <w:t xml:space="preserve">Богородичний: </w:t>
+      </w:r>
+      <w:r>
+        <w:rPr>
+          <w:rFonts w:ascii="Times New Roman" w:hAnsi="Times New Roman"/>
+          <w:color w:val="000000"/>
+          <w:sz w:val="24"/>
+        </w:rPr>
+        <w:t xml:space="preserve">Світлом Твоїм осяй мене, лежачого у темряві, світла оселе, і молися з апостолами, </w:t>
+      </w:r>
+      <w:r>
+        <w:rPr>
+          <w:rFonts w:ascii="Times New Roman" w:hAnsi="Times New Roman"/>
+          <w:color w:val="000000"/>
+          <w:sz w:val="24"/>
+        </w:rPr>
+        <w:t>Всенепорочна</w:t>
+      </w:r>
+      <w:r>
+        <w:rPr>
+          <w:rFonts w:ascii="Times New Roman" w:hAnsi="Times New Roman"/>
+          <w:color w:val="000000"/>
+          <w:sz w:val="24"/>
+        </w:rPr>
+        <w:t>, визволити мене від усякої недолі Твоїми молитвами.</w:t>
+      </w:r>
+    </w:p>
+    <w:p>
+      <w:pPr>
+        <w:pStyle w:val="Heading3"/>
+        <w:spacing w:after="120"/>
+        <w:jc w:val="center"/>
+      </w:pPr>
+      <w:r>
+        <w:rPr>
+          <w:rFonts w:ascii="Times New Roman" w:hAnsi="Times New Roman"/>
+          <w:i/>
+          <w:color w:val="FF0000"/>
+          <w:sz w:val="24"/>
+        </w:rPr>
+        <w:t>Пісня 6</w:t>
+      </w:r>
+    </w:p>
+    <w:p>
+      <w:pPr>
+        <w:pStyle w:val="a"/>
+        <w:spacing w:after="120"/>
+      </w:pPr>
+      <w:r>
+        <w:rPr>
+          <w:rFonts w:ascii="Times New Roman" w:hAnsi="Times New Roman"/>
+          <w:b/>
+          <w:i/>
+          <w:color w:val="FF0000"/>
+          <w:sz w:val="24"/>
+        </w:rPr>
+        <w:t>Ірмос (г. 2):</w:t>
+      </w:r>
+      <w:r>
+        <w:rPr>
+          <w:rFonts w:ascii="Times New Roman" w:hAnsi="Times New Roman"/>
+          <w:b/>
+          <w:i/>
+          <w:color w:val="FF0000"/>
+          <w:sz w:val="24"/>
+        </w:rPr>
+        <w:t xml:space="preserve"> </w:t>
+      </w:r>
+      <w:r>
+        <w:rPr>
+          <w:rFonts w:ascii="Times New Roman" w:hAnsi="Times New Roman"/>
+          <w:b/>
+          <w:color w:val="000000"/>
+          <w:sz w:val="24"/>
+        </w:rPr>
+        <w:t xml:space="preserve">У безодні гріховній валяючись, </w:t>
+      </w:r>
+      <w:r>
+        <w:rPr>
+          <w:rFonts w:ascii="Times New Roman" w:hAnsi="Times New Roman"/>
+          <w:b/>
+          <w:color w:val="000000"/>
+          <w:sz w:val="24"/>
+        </w:rPr>
+        <w:t>недослідиму</w:t>
+      </w:r>
+      <w:r>
+        <w:rPr>
+          <w:rFonts w:ascii="Times New Roman" w:hAnsi="Times New Roman"/>
+          <w:b/>
+          <w:color w:val="000000"/>
+          <w:sz w:val="24"/>
+        </w:rPr>
+        <w:t xml:space="preserve"> милосердя Твого закликаю безодню: від тління визволи мене, Боже.</w:t>
+      </w:r>
+    </w:p>
+    <w:p>
+      <w:pPr>
+        <w:pStyle w:val="a"/>
+        <w:spacing w:after="120"/>
+      </w:pPr>
+      <w:r>
+        <w:rPr>
+          <w:rFonts w:ascii="Times New Roman" w:hAnsi="Times New Roman"/>
+          <w:i/>
+          <w:color w:val="FF0000"/>
+          <w:sz w:val="24"/>
+        </w:rPr>
+        <w:t xml:space="preserve">Стих: </w:t>
+      </w:r>
+      <w:r>
+        <w:rPr>
+          <w:rFonts w:ascii="Times New Roman" w:hAnsi="Times New Roman"/>
+          <w:sz w:val="24"/>
+          <w:u w:val="single"/>
+        </w:rPr>
+        <w:t>Святі Апостоли, моліть Бога за нас.</w:t>
+      </w:r>
+    </w:p>
+    <w:p>
+      <w:pPr>
+        <w:pStyle w:val="a"/>
+        <w:spacing w:after="120"/>
+      </w:pPr>
+      <w:r>
+        <w:rPr>
+          <w:rFonts w:ascii="Times New Roman" w:hAnsi="Times New Roman"/>
+          <w:color w:val="000000"/>
+          <w:sz w:val="24"/>
+        </w:rPr>
+        <w:t>Ви, що живу воду носили, душу мою, спраглу від гріховної спеки, напоїть, ученики Спасові.</w:t>
+      </w:r>
+    </w:p>
+    <w:p>
+      <w:pPr>
+        <w:pStyle w:val="a"/>
+        <w:spacing w:after="120"/>
+      </w:pPr>
+      <w:r>
+        <w:rPr>
+          <w:rFonts w:ascii="Times New Roman" w:hAnsi="Times New Roman"/>
+          <w:i/>
+          <w:color w:val="FF0000"/>
+          <w:sz w:val="24"/>
+        </w:rPr>
+        <w:t xml:space="preserve">Стих: </w:t>
+      </w:r>
+      <w:r>
+        <w:rPr>
+          <w:rFonts w:ascii="Times New Roman" w:hAnsi="Times New Roman"/>
+          <w:sz w:val="24"/>
+          <w:u w:val="single"/>
+        </w:rPr>
+        <w:t>Святі Апостоли, моліть Бога за нас.</w:t>
+      </w:r>
+    </w:p>
+    <w:p>
+      <w:pPr>
+        <w:pStyle w:val="a"/>
+        <w:spacing w:after="120"/>
+      </w:pPr>
+      <w:r>
+        <w:rPr>
+          <w:rFonts w:ascii="Times New Roman" w:hAnsi="Times New Roman"/>
+          <w:color w:val="000000"/>
+          <w:sz w:val="24"/>
+        </w:rPr>
+        <w:t xml:space="preserve">Будучи духовними небесами, </w:t>
+      </w:r>
+      <w:r>
+        <w:rPr>
+          <w:rFonts w:ascii="Times New Roman" w:hAnsi="Times New Roman"/>
+          <w:color w:val="000000"/>
+          <w:sz w:val="24"/>
+        </w:rPr>
+        <w:t>богосяйні</w:t>
+      </w:r>
+      <w:r>
+        <w:rPr>
+          <w:rFonts w:ascii="Times New Roman" w:hAnsi="Times New Roman"/>
+          <w:color w:val="000000"/>
+          <w:sz w:val="24"/>
+        </w:rPr>
+        <w:t xml:space="preserve"> апостоли, ви сповідуєте славу Божу невимовну, долучитись до якої нам усім моліться.</w:t>
+      </w:r>
+    </w:p>
+    <w:p>
+      <w:pPr>
+        <w:pStyle w:val="a"/>
+        <w:spacing w:after="120"/>
+      </w:pPr>
+      <w:r>
+        <w:rPr>
+          <w:rFonts w:ascii="Times New Roman" w:hAnsi="Times New Roman"/>
+          <w:i/>
+          <w:color w:val="FF0000"/>
+          <w:sz w:val="24"/>
+        </w:rPr>
+        <w:t xml:space="preserve">Стих: </w:t>
+      </w:r>
+      <w:r>
+        <w:rPr>
+          <w:rFonts w:ascii="Times New Roman" w:hAnsi="Times New Roman"/>
+          <w:sz w:val="24"/>
+          <w:u w:val="single"/>
+        </w:rPr>
+        <w:t>Святі Апостоли, моліть Бога за нас.</w:t>
+      </w:r>
+    </w:p>
+    <w:p>
+      <w:pPr>
+        <w:pStyle w:val="a"/>
+        <w:spacing w:after="120"/>
+      </w:pPr>
+      <w:r>
+        <w:rPr>
+          <w:rFonts w:ascii="Times New Roman" w:hAnsi="Times New Roman"/>
+          <w:color w:val="000000"/>
+          <w:sz w:val="24"/>
+        </w:rPr>
+        <w:t>Безоднею лютою схвильований, до Тебе, Христе, Керманича всіх, приходжу заради апостолів Твоїх, направ мене до тихого пристановища.</w:t>
+      </w:r>
+    </w:p>
+    <w:p>
+      <w:pPr>
+        <w:pStyle w:val="a"/>
+        <w:spacing w:after="120"/>
+      </w:pPr>
+      <w:r>
+        <w:rPr>
+          <w:rFonts w:ascii="Times New Roman" w:hAnsi="Times New Roman"/>
+          <w:b/>
+          <w:sz w:val="24"/>
+        </w:rPr>
+        <w:t xml:space="preserve">Слава: І нині: </w:t>
+      </w:r>
+      <w:r>
+        <w:rPr>
+          <w:rFonts w:ascii="Times New Roman" w:hAnsi="Times New Roman"/>
+          <w:i/>
+          <w:color w:val="FF0000"/>
+          <w:sz w:val="24"/>
+        </w:rPr>
+        <w:t xml:space="preserve">Богородичний: </w:t>
+      </w:r>
+      <w:r>
+        <w:rPr>
+          <w:rFonts w:ascii="Times New Roman" w:hAnsi="Times New Roman"/>
+          <w:color w:val="000000"/>
+          <w:sz w:val="24"/>
+        </w:rPr>
+        <w:t xml:space="preserve">З усіма небесними силами, з пророками, і апостолами, і мучениками молися за нас до Сина Твого, </w:t>
+      </w:r>
+      <w:r>
+        <w:rPr>
+          <w:rFonts w:ascii="Times New Roman" w:hAnsi="Times New Roman"/>
+          <w:color w:val="000000"/>
+          <w:sz w:val="24"/>
+        </w:rPr>
+        <w:t>Богоневісто</w:t>
+      </w:r>
+      <w:r>
+        <w:rPr>
+          <w:rFonts w:ascii="Times New Roman" w:hAnsi="Times New Roman"/>
+          <w:color w:val="000000"/>
+          <w:sz w:val="24"/>
+        </w:rPr>
+        <w:t>.</w:t>
+      </w:r>
+    </w:p>
+    <w:p>
+      <w:pPr>
+        <w:pStyle w:val="Heading3"/>
+        <w:spacing w:after="120"/>
+        <w:jc w:val="center"/>
+      </w:pPr>
+      <w:r>
+        <w:rPr>
+          <w:rFonts w:ascii="Times New Roman" w:hAnsi="Times New Roman"/>
+          <w:b/>
+          <w:i/>
+          <w:color w:val="FF0000"/>
+          <w:sz w:val="24"/>
+        </w:rPr>
+        <w:t>Мала єктенія</w:t>
+      </w:r>
+    </w:p>
+    <w:p>
+      <w:pPr>
+        <w:pStyle w:val="a"/>
+        <w:spacing w:after="120"/>
+      </w:pPr>
+      <w:r>
+        <w:rPr>
+          <w:rFonts w:ascii="Times New Roman" w:hAnsi="Times New Roman"/>
+          <w:color w:val="000000"/>
+          <w:sz w:val="24"/>
+        </w:rPr>
+        <w:t>Ще і ще в мирі Господеві помолімся.</w:t>
+      </w:r>
+    </w:p>
+    <w:p>
+      <w:pPr>
+        <w:pStyle w:val="a"/>
+        <w:spacing w:after="120"/>
+      </w:pPr>
+      <w:r>
+        <w:rPr>
+          <w:rFonts w:ascii="Times New Roman" w:hAnsi="Times New Roman"/>
+          <w:i/>
+          <w:color w:val="FF0000"/>
+          <w:sz w:val="24"/>
+        </w:rPr>
+        <w:t>Вірні:</w:t>
+      </w:r>
+      <w:r>
+        <w:rPr>
+          <w:rFonts w:ascii="Times New Roman" w:hAnsi="Times New Roman"/>
+          <w:color w:val="000000"/>
+          <w:sz w:val="24"/>
+        </w:rPr>
+        <w:t xml:space="preserve"> Господи, помилуй.</w:t>
+      </w:r>
+    </w:p>
+    <w:p>
+      <w:pPr>
+        <w:pStyle w:val="a"/>
+        <w:spacing w:after="120"/>
+      </w:pPr>
+      <w:r>
+        <w:rPr>
+          <w:rFonts w:ascii="Times New Roman" w:hAnsi="Times New Roman"/>
+          <w:color w:val="000000"/>
+          <w:sz w:val="24"/>
+        </w:rPr>
+        <w:t>Заступи, спаси, помилуй і охорони нас, Боже, твоєю благодаттю.</w:t>
+      </w:r>
+    </w:p>
+    <w:p>
+      <w:pPr>
+        <w:pStyle w:val="a"/>
+        <w:spacing w:after="120"/>
+      </w:pPr>
+      <w:r>
+        <w:rPr>
+          <w:rFonts w:ascii="Times New Roman" w:hAnsi="Times New Roman"/>
+          <w:i/>
+          <w:color w:val="FF0000"/>
+          <w:sz w:val="24"/>
+        </w:rPr>
+        <w:t>Вірні:</w:t>
+      </w:r>
+      <w:r>
+        <w:rPr>
+          <w:rFonts w:ascii="Times New Roman" w:hAnsi="Times New Roman"/>
+          <w:color w:val="000000"/>
+          <w:sz w:val="24"/>
+        </w:rPr>
+        <w:t xml:space="preserve"> Господи, помилуй.</w:t>
+      </w:r>
+    </w:p>
+    <w:p>
+      <w:pPr>
+        <w:pStyle w:val="a"/>
+        <w:spacing w:after="120"/>
+      </w:pPr>
+      <w:r>
+        <w:rPr>
+          <w:rFonts w:ascii="Times New Roman" w:hAnsi="Times New Roman"/>
+          <w:color w:val="000000"/>
+          <w:sz w:val="24"/>
+        </w:rPr>
+        <w:t>Пресвяту, пречисту, преблагословенну, славну Владичицю нашу Богородицю і приснодіву Марію, з усіма святими пом'янувши, самі себе, і один одного, і все життя наше Христу Богові віддаймо.</w:t>
+      </w:r>
+    </w:p>
+    <w:p>
+      <w:pPr>
+        <w:pStyle w:val="a"/>
+        <w:spacing w:after="120"/>
+      </w:pPr>
+      <w:r>
+        <w:rPr>
+          <w:rFonts w:ascii="Times New Roman" w:hAnsi="Times New Roman"/>
+          <w:i/>
+          <w:color w:val="FF0000"/>
+          <w:sz w:val="24"/>
+        </w:rPr>
+        <w:t>Вірні:</w:t>
+      </w:r>
+      <w:r>
+        <w:rPr>
+          <w:rFonts w:ascii="Times New Roman" w:hAnsi="Times New Roman"/>
+          <w:color w:val="000000"/>
+          <w:sz w:val="24"/>
+        </w:rPr>
+        <w:t xml:space="preserve"> Тобі, Господи.</w:t>
+      </w:r>
+    </w:p>
+    <w:p>
+      <w:pPr>
+        <w:pStyle w:val="a"/>
+        <w:spacing w:after="120"/>
+      </w:pPr>
+      <w:r>
+        <w:rPr>
+          <w:rFonts w:ascii="Times New Roman" w:hAnsi="Times New Roman"/>
+          <w:sz w:val="24"/>
+          <w:u w:val="single"/>
+        </w:rPr>
+        <w:t>[Дякуємо тобі, Господи, Боже спасіння нашого, бо ти все робиш для добра життя нашого, щоб ми завжди на тебе споглядали, Спасителю й Доброчинцю душ наших. Бо ти дав спокій нам у час минулої ночі й підвів нас, щоб ми поклонялися величному імені твоєму. Тому молимо тебе, Господи: Дай нам ласку й силу, щоб ми стали гідними співати тобі розумно й молитися безупинно та в страсі і тремтінні над нашим спасінням працювали, при заступництві Христа твого. Пом'яни, Господи, і тих, що вночі до тебе кличуть. Вислухай їх і помилуй, і круши під ноги їх невидимих і войовничих ворогів.]</w:t>
+      </w:r>
+    </w:p>
+    <w:p>
+      <w:pPr>
+        <w:pStyle w:val="a"/>
+        <w:spacing w:after="120"/>
+      </w:pPr>
+      <w:r>
+        <w:rPr>
+          <w:rFonts w:ascii="Times New Roman" w:hAnsi="Times New Roman"/>
+          <w:i/>
+          <w:color w:val="FF0000"/>
+          <w:sz w:val="24"/>
+        </w:rPr>
+        <w:t>Священик:</w:t>
+      </w:r>
+      <w:r>
+        <w:rPr>
+          <w:rFonts w:ascii="Times New Roman" w:hAnsi="Times New Roman"/>
+          <w:i/>
+          <w:color w:val="FF0000"/>
+          <w:sz w:val="24"/>
+        </w:rPr>
+        <w:t xml:space="preserve"> </w:t>
+      </w:r>
+      <w:r>
+        <w:rPr>
+          <w:rFonts w:ascii="Times New Roman" w:hAnsi="Times New Roman"/>
+          <w:color w:val="000000"/>
+          <w:sz w:val="24"/>
+        </w:rPr>
+        <w:t>Бо Ти цар миру і Спас душ наших і Тобі славу возсилаємо: Отцю, і Сину, і Святому Духові</w:t>
+      </w:r>
+      <w:r>
+        <w:rPr>
+          <w:rFonts w:ascii="Times New Roman" w:hAnsi="Times New Roman"/>
+          <w:sz w:val="24"/>
+        </w:rPr>
+        <w:t>, нині і повсякчас, і на віки віків.</w:t>
+      </w:r>
+    </w:p>
+    <w:p>
+      <w:pPr>
+        <w:pStyle w:val="a"/>
+        <w:spacing w:after="120"/>
+      </w:pPr>
+      <w:r>
+        <w:rPr>
+          <w:rFonts w:ascii="Times New Roman" w:hAnsi="Times New Roman"/>
+          <w:i/>
+          <w:color w:val="FF0000"/>
+          <w:sz w:val="24"/>
+        </w:rPr>
+        <w:t>Вірні:</w:t>
+      </w:r>
+      <w:r>
+        <w:rPr>
+          <w:rFonts w:ascii="Times New Roman" w:hAnsi="Times New Roman"/>
+          <w:color w:val="FF0000"/>
+          <w:sz w:val="24"/>
+        </w:rPr>
+        <w:t xml:space="preserve"> </w:t>
+      </w:r>
+      <w:r>
+        <w:rPr>
+          <w:rFonts w:ascii="Times New Roman" w:hAnsi="Times New Roman"/>
+          <w:sz w:val="24"/>
+        </w:rPr>
+        <w:t>Амінь</w:t>
+      </w:r>
+      <w:r>
+        <w:rPr>
+          <w:rFonts w:ascii="Times New Roman" w:hAnsi="Times New Roman"/>
+          <w:i/>
+          <w:sz w:val="24"/>
+        </w:rPr>
+        <w:t>.</w:t>
+      </w:r>
+    </w:p>
+    <w:p>
+      <w:pPr>
+        <w:pStyle w:val="Heading3"/>
+        <w:spacing w:after="120"/>
+        <w:jc w:val="center"/>
+      </w:pPr>
+      <w:r>
+        <w:rPr>
+          <w:rFonts w:ascii="Times New Roman" w:hAnsi="Times New Roman"/>
+          <w:i/>
+          <w:color w:val="FF0000"/>
+          <w:sz w:val="24"/>
+        </w:rPr>
+        <w:t>Пісня 7</w:t>
+      </w:r>
+    </w:p>
+    <w:p>
+      <w:pPr>
+        <w:pStyle w:val="a"/>
+        <w:spacing w:after="120"/>
+      </w:pPr>
+      <w:r>
+        <w:rPr>
+          <w:rFonts w:ascii="Times New Roman" w:hAnsi="Times New Roman"/>
+          <w:b/>
+          <w:i/>
+          <w:color w:val="FF0000"/>
+          <w:sz w:val="24"/>
+        </w:rPr>
+        <w:t>Ірмос (г. 2):</w:t>
+      </w:r>
+      <w:r>
+        <w:rPr>
+          <w:rFonts w:ascii="Times New Roman" w:hAnsi="Times New Roman"/>
+          <w:b/>
+          <w:i/>
+          <w:color w:val="FF0000"/>
+          <w:sz w:val="24"/>
+        </w:rPr>
+        <w:t xml:space="preserve"> </w:t>
+      </w:r>
+      <w:r>
+        <w:rPr>
+          <w:rFonts w:ascii="Times New Roman" w:hAnsi="Times New Roman"/>
+          <w:b/>
+          <w:color w:val="000000"/>
+          <w:sz w:val="24"/>
+        </w:rPr>
+        <w:t>Богопротивне</w:t>
+      </w:r>
+      <w:r>
+        <w:rPr>
+          <w:rFonts w:ascii="Times New Roman" w:hAnsi="Times New Roman"/>
+          <w:b/>
+          <w:color w:val="000000"/>
+          <w:sz w:val="24"/>
+        </w:rPr>
+        <w:t xml:space="preserve"> повеління беззаконного мучителя високе полум’я піднесло, Христос же послав побожним юнакам росу духовну; Він благословенний і </w:t>
+      </w:r>
+      <w:r>
+        <w:rPr>
+          <w:rFonts w:ascii="Times New Roman" w:hAnsi="Times New Roman"/>
+          <w:b/>
+          <w:color w:val="000000"/>
+          <w:sz w:val="24"/>
+        </w:rPr>
+        <w:t>препрославлений</w:t>
+      </w:r>
+      <w:r>
+        <w:rPr>
+          <w:rFonts w:ascii="Times New Roman" w:hAnsi="Times New Roman"/>
+          <w:b/>
+          <w:color w:val="000000"/>
+          <w:sz w:val="24"/>
+        </w:rPr>
+        <w:t>.</w:t>
+      </w:r>
+    </w:p>
+    <w:p>
+      <w:pPr>
+        <w:pStyle w:val="a"/>
+        <w:spacing w:after="120"/>
+      </w:pPr>
+      <w:r>
+        <w:rPr>
+          <w:rFonts w:ascii="Times New Roman" w:hAnsi="Times New Roman"/>
+          <w:i/>
+          <w:color w:val="FF0000"/>
+          <w:sz w:val="24"/>
+        </w:rPr>
+        <w:t xml:space="preserve">Стих: </w:t>
+      </w:r>
+      <w:r>
+        <w:rPr>
+          <w:rFonts w:ascii="Times New Roman" w:hAnsi="Times New Roman"/>
+          <w:sz w:val="24"/>
+          <w:u w:val="single"/>
+        </w:rPr>
+        <w:t>Святі Апостоли, моліть Бога за нас.</w:t>
+      </w:r>
+    </w:p>
+    <w:p>
+      <w:pPr>
+        <w:pStyle w:val="a"/>
+        <w:spacing w:after="120"/>
+      </w:pPr>
+      <w:r>
+        <w:rPr>
+          <w:rFonts w:ascii="Times New Roman" w:hAnsi="Times New Roman"/>
+          <w:color w:val="000000"/>
+          <w:sz w:val="24"/>
+        </w:rPr>
+        <w:t>Вогнем Божественного Духа розпалені, апостоли вугілля омани погасили, любов же Божу в серцях усіх вірних розпалили, тому гучним голосом вас шануємо</w:t>
+      </w:r>
+      <w:r>
+        <w:rPr>
+          <w:rFonts w:ascii="Times New Roman" w:hAnsi="Times New Roman"/>
+          <w:color w:val="FF0000"/>
+          <w:sz w:val="24"/>
+        </w:rPr>
+        <w:t>.</w:t>
+      </w:r>
+    </w:p>
+    <w:p>
+      <w:pPr>
+        <w:pStyle w:val="a"/>
+        <w:spacing w:after="120"/>
+      </w:pPr>
+      <w:r>
+        <w:rPr>
+          <w:rFonts w:ascii="Times New Roman" w:hAnsi="Times New Roman"/>
+          <w:i/>
+          <w:color w:val="FF0000"/>
+          <w:sz w:val="24"/>
+        </w:rPr>
+        <w:t xml:space="preserve">Стих: </w:t>
+      </w:r>
+      <w:r>
+        <w:rPr>
+          <w:rFonts w:ascii="Times New Roman" w:hAnsi="Times New Roman"/>
+          <w:sz w:val="24"/>
+          <w:u w:val="single"/>
+        </w:rPr>
+        <w:t>Святі Апостоли, моліть Бога за нас.</w:t>
+      </w:r>
+    </w:p>
+    <w:p>
+      <w:pPr>
+        <w:pStyle w:val="a"/>
+        <w:spacing w:after="120"/>
+      </w:pPr>
+      <w:r>
+        <w:rPr>
+          <w:rFonts w:ascii="Times New Roman" w:hAnsi="Times New Roman"/>
+          <w:color w:val="000000"/>
+          <w:sz w:val="24"/>
+        </w:rPr>
+        <w:t>Ви світ зненавиділи і все, що в світі, Христа ж полюбили, який у світі плоттю з’єднався з людьми; Його ж моліть, божественні апостоли, визволити мене від усякого зла в житті.</w:t>
+      </w:r>
+    </w:p>
+    <w:p>
+      <w:pPr>
+        <w:pStyle w:val="a"/>
+        <w:spacing w:after="120"/>
+      </w:pPr>
+      <w:r>
+        <w:rPr>
+          <w:rFonts w:ascii="Times New Roman" w:hAnsi="Times New Roman"/>
+          <w:i/>
+          <w:color w:val="FF0000"/>
+          <w:sz w:val="24"/>
+        </w:rPr>
+        <w:t xml:space="preserve">Стих: </w:t>
+      </w:r>
+      <w:r>
+        <w:rPr>
+          <w:rFonts w:ascii="Times New Roman" w:hAnsi="Times New Roman"/>
+          <w:sz w:val="24"/>
+          <w:u w:val="single"/>
+        </w:rPr>
+        <w:t>Святі Апостоли, моліть Бога за нас.</w:t>
+      </w:r>
+    </w:p>
+    <w:p>
+      <w:pPr>
+        <w:pStyle w:val="a"/>
+        <w:spacing w:after="120"/>
+      </w:pPr>
+      <w:r>
+        <w:rPr>
+          <w:rFonts w:ascii="Times New Roman" w:hAnsi="Times New Roman"/>
+          <w:color w:val="000000"/>
+          <w:sz w:val="24"/>
+        </w:rPr>
+        <w:t xml:space="preserve">Судде праведний і серцезнавцю, Ти єдиний знаєш потаємні мої гріхи, в час суду не засуди мене і не </w:t>
+      </w:r>
+      <w:r>
+        <w:rPr>
+          <w:rFonts w:ascii="Times New Roman" w:hAnsi="Times New Roman"/>
+          <w:color w:val="000000"/>
+          <w:sz w:val="24"/>
+        </w:rPr>
+        <w:t>пошли</w:t>
+      </w:r>
+      <w:r>
+        <w:rPr>
+          <w:rFonts w:ascii="Times New Roman" w:hAnsi="Times New Roman"/>
+          <w:color w:val="000000"/>
+          <w:sz w:val="24"/>
+        </w:rPr>
+        <w:t xml:space="preserve"> мене у вогонь, молитвами Твоїх апостолів.</w:t>
+      </w:r>
+    </w:p>
+    <w:p>
+      <w:pPr>
+        <w:pStyle w:val="a"/>
+        <w:spacing w:after="120"/>
+      </w:pPr>
+      <w:r>
+        <w:rPr>
+          <w:rFonts w:ascii="Times New Roman" w:hAnsi="Times New Roman"/>
+          <w:b/>
+          <w:sz w:val="24"/>
+        </w:rPr>
+        <w:t xml:space="preserve">Слава: І нині: </w:t>
+      </w:r>
+      <w:r>
+        <w:rPr>
+          <w:rFonts w:ascii="Times New Roman" w:hAnsi="Times New Roman"/>
+          <w:i/>
+          <w:color w:val="FF0000"/>
+          <w:sz w:val="24"/>
+        </w:rPr>
+        <w:t xml:space="preserve">Богородичний: </w:t>
+      </w:r>
+      <w:r>
+        <w:rPr>
+          <w:rFonts w:ascii="Times New Roman" w:hAnsi="Times New Roman"/>
+          <w:color w:val="000000"/>
+          <w:sz w:val="24"/>
+        </w:rPr>
+        <w:t>Вогнем Божества Ти не опалилась, невимовно народивши, Діво, будучи безмужньою; тому молися з апостолами визволити мене із вічного полум’я, що Тебе славлю.</w:t>
+      </w:r>
+    </w:p>
+    <w:p>
+      <w:pPr>
+        <w:pStyle w:val="Heading3"/>
+        <w:spacing w:after="120"/>
+        <w:jc w:val="center"/>
+      </w:pPr>
+      <w:r>
+        <w:rPr>
+          <w:rFonts w:ascii="Times New Roman" w:hAnsi="Times New Roman"/>
+          <w:i/>
+          <w:color w:val="FF0000"/>
+          <w:sz w:val="24"/>
+        </w:rPr>
+        <w:t>Пісня 8</w:t>
+      </w:r>
+    </w:p>
+    <w:p>
+      <w:pPr>
+        <w:pStyle w:val="a"/>
+        <w:spacing w:after="120"/>
+      </w:pPr>
+      <w:r>
+        <w:rPr>
+          <w:rFonts w:ascii="Times New Roman" w:hAnsi="Times New Roman"/>
+          <w:b/>
+          <w:i/>
+          <w:color w:val="FF0000"/>
+          <w:sz w:val="24"/>
+        </w:rPr>
+        <w:t>Ірмос (г. 2):</w:t>
+      </w:r>
+      <w:r>
+        <w:rPr>
+          <w:rFonts w:ascii="Times New Roman" w:hAnsi="Times New Roman"/>
+          <w:b/>
+          <w:i/>
+          <w:color w:val="FF0000"/>
+          <w:sz w:val="24"/>
+        </w:rPr>
+        <w:t xml:space="preserve"> </w:t>
+      </w:r>
+      <w:r>
+        <w:rPr>
+          <w:rFonts w:ascii="Times New Roman" w:hAnsi="Times New Roman"/>
+          <w:b/>
+          <w:color w:val="000000"/>
+          <w:sz w:val="24"/>
+        </w:rPr>
+        <w:t xml:space="preserve">Піч </w:t>
+      </w:r>
+      <w:r>
+        <w:rPr>
+          <w:rFonts w:ascii="Times New Roman" w:hAnsi="Times New Roman"/>
+          <w:b/>
+          <w:color w:val="000000"/>
+          <w:sz w:val="24"/>
+        </w:rPr>
+        <w:t>вогн</w:t>
+      </w:r>
+      <w:r>
+        <w:rPr>
+          <w:rFonts w:ascii="Times New Roman" w:hAnsi="Times New Roman"/>
+          <w:b/>
+          <w:sz w:val="24"/>
+        </w:rPr>
+        <w:t>е</w:t>
+      </w:r>
+      <w:r>
+        <w:rPr>
+          <w:rFonts w:ascii="Times New Roman" w:hAnsi="Times New Roman"/>
+          <w:b/>
+          <w:color w:val="000000"/>
+          <w:sz w:val="24"/>
+        </w:rPr>
+        <w:t>на</w:t>
+      </w:r>
+      <w:r>
+        <w:rPr>
+          <w:rFonts w:ascii="Times New Roman" w:hAnsi="Times New Roman"/>
+          <w:b/>
+          <w:color w:val="000000"/>
+          <w:sz w:val="24"/>
+        </w:rPr>
+        <w:t xml:space="preserve"> колись у Вавилоні дійства розділила: Божим повелінням халдеїв обпалила, вірних же зросила, що співали: благословляйте, всі діла Господні, Господа.</w:t>
+      </w:r>
+    </w:p>
+    <w:p>
+      <w:pPr>
+        <w:pStyle w:val="a"/>
+        <w:spacing w:after="120"/>
+      </w:pPr>
+      <w:r>
+        <w:rPr>
+          <w:rFonts w:ascii="Times New Roman" w:hAnsi="Times New Roman"/>
+          <w:i/>
+          <w:color w:val="FF0000"/>
+          <w:sz w:val="24"/>
+        </w:rPr>
+        <w:t xml:space="preserve">Стих: </w:t>
+      </w:r>
+      <w:r>
+        <w:rPr>
+          <w:rFonts w:ascii="Times New Roman" w:hAnsi="Times New Roman"/>
+          <w:sz w:val="24"/>
+          <w:u w:val="single"/>
+        </w:rPr>
+        <w:t>Святі Апостоли, моліть Бога за нас.</w:t>
+      </w:r>
+    </w:p>
+    <w:p>
+      <w:pPr>
+        <w:pStyle w:val="a"/>
+        <w:spacing w:after="120"/>
+      </w:pPr>
+      <w:r>
+        <w:rPr>
+          <w:rFonts w:ascii="Times New Roman" w:hAnsi="Times New Roman"/>
+          <w:color w:val="000000"/>
+          <w:sz w:val="24"/>
+        </w:rPr>
+        <w:t xml:space="preserve">Видимо зійшов на вас Дух Святий у вигляді </w:t>
+      </w:r>
+      <w:r>
+        <w:rPr>
+          <w:rFonts w:ascii="Times New Roman" w:hAnsi="Times New Roman"/>
+          <w:sz w:val="24"/>
+        </w:rPr>
+        <w:t>вогненних</w:t>
+      </w:r>
+      <w:r>
+        <w:rPr>
+          <w:rFonts w:ascii="Times New Roman" w:hAnsi="Times New Roman"/>
+          <w:color w:val="000000"/>
+          <w:sz w:val="24"/>
+        </w:rPr>
+        <w:t xml:space="preserve"> язиків, створив наче світила, </w:t>
+      </w:r>
+      <w:r>
+        <w:rPr>
+          <w:rFonts w:ascii="Times New Roman" w:hAnsi="Times New Roman"/>
+          <w:color w:val="000000"/>
+          <w:sz w:val="24"/>
+        </w:rPr>
+        <w:t>попаляючи</w:t>
+      </w:r>
+      <w:r>
+        <w:rPr>
+          <w:rFonts w:ascii="Times New Roman" w:hAnsi="Times New Roman"/>
+          <w:color w:val="000000"/>
+          <w:sz w:val="24"/>
+        </w:rPr>
+        <w:t xml:space="preserve"> безбожжя, просвічуючи ж усіх побожних, божественні апостоли Слова</w:t>
+      </w:r>
+      <w:r>
+        <w:rPr>
+          <w:rFonts w:ascii="Times New Roman" w:hAnsi="Times New Roman"/>
+          <w:color w:val="FF0000"/>
+          <w:sz w:val="24"/>
+        </w:rPr>
+        <w:t>.</w:t>
+      </w:r>
+    </w:p>
+    <w:p>
+      <w:pPr>
+        <w:pStyle w:val="a"/>
+        <w:spacing w:after="120"/>
+      </w:pPr>
+      <w:r>
+        <w:rPr>
+          <w:rFonts w:ascii="Times New Roman" w:hAnsi="Times New Roman"/>
+          <w:i/>
+          <w:color w:val="FF0000"/>
+          <w:sz w:val="24"/>
+        </w:rPr>
+        <w:t xml:space="preserve">Стих: </w:t>
+      </w:r>
+      <w:r>
+        <w:rPr>
+          <w:rFonts w:ascii="Times New Roman" w:hAnsi="Times New Roman"/>
+          <w:sz w:val="24"/>
+          <w:u w:val="single"/>
+        </w:rPr>
+        <w:t>Святі Апостоли, моліть Бога за нас.</w:t>
+      </w:r>
+    </w:p>
+    <w:p>
+      <w:pPr>
+        <w:pStyle w:val="a"/>
+        <w:spacing w:after="120"/>
+      </w:pPr>
+      <w:r>
+        <w:rPr>
+          <w:rFonts w:ascii="Times New Roman" w:hAnsi="Times New Roman"/>
+          <w:color w:val="000000"/>
+          <w:sz w:val="24"/>
+        </w:rPr>
+        <w:t>Пристрастями схвильоване непоправне серце моє зціли, Щедрий, молюся: душу мою просвіти і розум мій виправи, що схилився до злоби, молитвами учеників Твоїх.</w:t>
+      </w:r>
+    </w:p>
+    <w:p>
+      <w:pPr>
+        <w:pStyle w:val="a"/>
+        <w:spacing w:after="120"/>
+      </w:pPr>
+      <w:r>
+        <w:rPr>
+          <w:rFonts w:ascii="Times New Roman" w:hAnsi="Times New Roman"/>
+          <w:i/>
+          <w:color w:val="FF0000"/>
+          <w:sz w:val="24"/>
+        </w:rPr>
+        <w:t xml:space="preserve">Стих: </w:t>
+      </w:r>
+      <w:r>
+        <w:rPr>
+          <w:rFonts w:ascii="Times New Roman" w:hAnsi="Times New Roman"/>
+          <w:sz w:val="24"/>
+          <w:u w:val="single"/>
+        </w:rPr>
+        <w:t>Святі Апостоли, моліть Бога за нас.</w:t>
+      </w:r>
+    </w:p>
+    <w:p>
+      <w:pPr>
+        <w:pStyle w:val="a"/>
+        <w:spacing w:after="120"/>
+      </w:pPr>
+      <w:r>
+        <w:rPr>
+          <w:rFonts w:ascii="Times New Roman" w:hAnsi="Times New Roman"/>
+          <w:color w:val="000000"/>
+          <w:sz w:val="24"/>
+        </w:rPr>
+        <w:t>Зітхни, душе моя, і пролий щирі сльози, і себе раніше кінця оплакуй, раніше ніж прийде до тебе плач невтішний, і взивай до Господа: спаси мене, Милостивий, молитвами Твоїх апостолів.</w:t>
+      </w:r>
+    </w:p>
+    <w:p>
+      <w:pPr>
+        <w:pStyle w:val="a"/>
+        <w:spacing w:after="120"/>
+      </w:pPr>
+      <w:r>
+        <w:rPr>
+          <w:rFonts w:ascii="Times New Roman" w:hAnsi="Times New Roman"/>
+          <w:b/>
+          <w:color w:val="000000"/>
+          <w:sz w:val="24"/>
+        </w:rPr>
+        <w:t>Благословім Отця і Сина і Святого Духа Господа, нині і повсякчас, і на віки віків. Амінь.</w:t>
+      </w:r>
+    </w:p>
+    <w:p>
+      <w:pPr>
+        <w:pStyle w:val="a"/>
+        <w:spacing w:after="120"/>
+      </w:pPr>
+      <w:r>
+        <w:rPr>
+          <w:rFonts w:ascii="Times New Roman" w:hAnsi="Times New Roman"/>
+          <w:i/>
+          <w:color w:val="FF0000"/>
+          <w:sz w:val="24"/>
+        </w:rPr>
+        <w:t xml:space="preserve">Богородичний: </w:t>
+      </w:r>
+      <w:r>
+        <w:rPr>
+          <w:rFonts w:ascii="Times New Roman" w:hAnsi="Times New Roman"/>
+          <w:color w:val="000000"/>
+          <w:sz w:val="24"/>
+        </w:rPr>
+        <w:t xml:space="preserve">Піч, яка колись не обпалила юнаків, </w:t>
+      </w:r>
+      <w:r>
+        <w:rPr>
+          <w:rFonts w:ascii="Times New Roman" w:hAnsi="Times New Roman"/>
+          <w:color w:val="000000"/>
+          <w:sz w:val="24"/>
+        </w:rPr>
+        <w:t>прообразувала</w:t>
+      </w:r>
+      <w:r>
+        <w:rPr>
+          <w:rFonts w:ascii="Times New Roman" w:hAnsi="Times New Roman"/>
+          <w:color w:val="000000"/>
+          <w:sz w:val="24"/>
+        </w:rPr>
+        <w:t xml:space="preserve"> Різдво Твоє, </w:t>
+      </w:r>
+      <w:r>
+        <w:rPr>
+          <w:rFonts w:ascii="Times New Roman" w:hAnsi="Times New Roman"/>
+          <w:color w:val="000000"/>
+          <w:sz w:val="24"/>
+        </w:rPr>
+        <w:t>Всенепорочна</w:t>
+      </w:r>
+      <w:r>
+        <w:rPr>
+          <w:rFonts w:ascii="Times New Roman" w:hAnsi="Times New Roman"/>
+          <w:color w:val="000000"/>
+          <w:sz w:val="24"/>
+        </w:rPr>
+        <w:t xml:space="preserve">; заради цього благаю Тебе: молися з апостолами і зі всіма пророками визволити мене від вогню </w:t>
+      </w:r>
+      <w:r>
+        <w:rPr>
+          <w:rFonts w:ascii="Times New Roman" w:hAnsi="Times New Roman"/>
+          <w:color w:val="000000"/>
+          <w:sz w:val="24"/>
+        </w:rPr>
+        <w:t>геєнського</w:t>
+      </w:r>
+      <w:r>
+        <w:rPr>
+          <w:rFonts w:ascii="Times New Roman" w:hAnsi="Times New Roman"/>
+          <w:color w:val="000000"/>
+          <w:sz w:val="24"/>
+        </w:rPr>
+        <w:t>.</w:t>
       </w:r>
     </w:p>
     <w:p>
@@ -12664,62 +14903,48 @@
         <w:jc w:val="center"/>
         <w:rPr>
           <w:rFonts w:ascii="Times New Roman" w:cs="Times New Roman" w:eastAsia="Times New Roman" w:hAnsi="Times New Roman"/>
-          <w:i w:val="1"/>
-          <w:color w:val="ff0000"/>
-        </w:rPr>
-      </w:pPr>
-      <w:r>
-        <w:rPr>
-          <w:rFonts w:ascii="Times New Roman" w:cs="Times New Roman" w:eastAsia="Times New Roman" w:hAnsi="Times New Roman"/>
           <w:b w:val="1"/>
           <w:i w:val="1"/>
           <w:color w:val="ff0000"/>
-          <w:rtl w:val="0"/>
-        </w:rPr>
-        <w:t xml:space="preserve">Мала єктенія</w:t>
-      </w:r>
-      <w:r>
-        <w:rPr>
-          <w:rtl w:val="0"/>
-        </w:rPr>
-      </w:r>
-    </w:p>
-    <w:p>
-      <w:pPr>
-        <w:spacing w:after="120" w:lineRule="auto"/>
-        <w:jc w:val="both"/>
-        <w:rPr>
-          <w:rFonts w:ascii="Times New Roman" w:cs="Times New Roman" w:eastAsia="Times New Roman" w:hAnsi="Times New Roman"/>
-          <w:i w:val="1"/>
-          <w:color w:val="000000"/>
-          <w:sz w:val="24"/>
-          <w:szCs w:val="24"/>
-        </w:rPr>
-      </w:pPr>
-      <w:r>
-        <w:rPr>
-          <w:rFonts w:ascii="Times New Roman" w:cs="Times New Roman" w:eastAsia="Times New Roman" w:hAnsi="Times New Roman"/>
-          <w:color w:val="000000"/>
-          <w:sz w:val="24"/>
-          <w:szCs w:val="24"/>
-          <w:rtl w:val="0"/>
-        </w:rPr>
-        <w:t xml:space="preserve">Ще і ще в мирі Господеві помолімся.</w:t>
-      </w:r>
-      <w:r>
-        <w:rPr>
-          <w:rtl w:val="0"/>
-        </w:rPr>
-      </w:r>
-    </w:p>
-    <w:p>
-      <w:pPr>
-        <w:spacing w:after="120" w:lineRule="auto"/>
-        <w:jc w:val="both"/>
-        <w:rPr>
-          <w:rFonts w:ascii="Times New Roman" w:cs="Times New Roman" w:eastAsia="Times New Roman" w:hAnsi="Times New Roman"/>
-          <w:i w:val="1"/>
-          <w:color w:val="000000"/>
+        </w:rPr>
+      </w:pPr>
+      <w:r>
+        <w:rPr>
+          <w:rFonts w:ascii="Times New Roman" w:cs="Times New Roman" w:eastAsia="Times New Roman" w:hAnsi="Times New Roman"/>
+          <w:b w:val="1"/>
+          <w:i w:val="1"/>
+          <w:color w:val="ff0000"/>
+          <w:rtl w:val="0"/>
+        </w:rPr>
+        <w:t xml:space="preserve">Пісня Богородиці</w:t>
+      </w:r>
+    </w:p>
+    <w:p>
+      <w:pPr>
+        <w:spacing w:after="120" w:lineRule="auto"/>
+        <w:jc w:val="both"/>
+        <w:rPr>
+          <w:rFonts w:ascii="Times New Roman" w:cs="Times New Roman" w:eastAsia="Times New Roman" w:hAnsi="Times New Roman"/>
+          <w:sz w:val="24"/>
+          <w:szCs w:val="24"/>
+        </w:rPr>
+      </w:pPr>
+      <w:r>
+        <w:rPr>
+          <w:rFonts w:ascii="Times New Roman" w:cs="Times New Roman" w:eastAsia="Times New Roman" w:hAnsi="Times New Roman"/>
+          <w:sz w:val="24"/>
+          <w:szCs w:val="24"/>
+          <w:rtl w:val="0"/>
+        </w:rPr>
+        <w:t xml:space="preserve">Богородицю і Матір Світла піснями звеличаймо.</w:t>
+      </w:r>
+    </w:p>
+    <w:p>
+      <w:pPr>
+        <w:spacing w:after="120" w:lineRule="auto"/>
+        <w:jc w:val="both"/>
+        <w:rPr>
+          <w:rFonts w:ascii="Times New Roman" w:cs="Times New Roman" w:eastAsia="Times New Roman" w:hAnsi="Times New Roman"/>
           <w:sz w:val="24"/>
           <w:szCs w:val="24"/>
         </w:rPr>
@@ -12738,284 +14963,159 @@
       <w:r>
         <w:rPr>
           <w:rFonts w:ascii="Times New Roman" w:cs="Times New Roman" w:eastAsia="Times New Roman" w:hAnsi="Times New Roman"/>
-          <w:color w:val="000000"/>
-          <w:sz w:val="24"/>
-          <w:szCs w:val="24"/>
-          <w:rtl w:val="0"/>
-        </w:rPr>
-        <w:t xml:space="preserve"> Господи, помилуй.</w:t>
-      </w:r>
-      <w:r>
-        <w:rPr>
-          <w:rtl w:val="0"/>
-        </w:rPr>
-      </w:r>
-    </w:p>
-    <w:p>
-      <w:pPr>
-        <w:spacing w:after="120" w:lineRule="auto"/>
-        <w:jc w:val="both"/>
-        <w:rPr>
-          <w:rFonts w:ascii="Times New Roman" w:cs="Times New Roman" w:eastAsia="Times New Roman" w:hAnsi="Times New Roman"/>
-          <w:i w:val="1"/>
-          <w:color w:val="000000"/>
-          <w:sz w:val="24"/>
-          <w:szCs w:val="24"/>
-        </w:rPr>
-      </w:pPr>
-      <w:r>
-        <w:rPr>
-          <w:rFonts w:ascii="Times New Roman" w:cs="Times New Roman" w:eastAsia="Times New Roman" w:hAnsi="Times New Roman"/>
-          <w:color w:val="000000"/>
-          <w:sz w:val="24"/>
-          <w:szCs w:val="24"/>
-          <w:rtl w:val="0"/>
-        </w:rPr>
-        <w:t xml:space="preserve">Заступи, спаси, помилуй і охорони нас, Боже, твоєю благодаттю.</w:t>
-      </w:r>
-      <w:r>
-        <w:rPr>
-          <w:rtl w:val="0"/>
-        </w:rPr>
-      </w:r>
-    </w:p>
-    <w:p>
-      <w:pPr>
-        <w:spacing w:after="120" w:lineRule="auto"/>
-        <w:jc w:val="both"/>
-        <w:rPr>
-          <w:rFonts w:ascii="Times New Roman" w:cs="Times New Roman" w:eastAsia="Times New Roman" w:hAnsi="Times New Roman"/>
-          <w:i w:val="1"/>
-          <w:color w:val="000000"/>
-          <w:sz w:val="24"/>
-          <w:szCs w:val="24"/>
-        </w:rPr>
-      </w:pPr>
-      <w:r>
-        <w:rPr>
-          <w:rFonts w:ascii="Times New Roman" w:cs="Times New Roman" w:eastAsia="Times New Roman" w:hAnsi="Times New Roman"/>
-          <w:i w:val="1"/>
-          <w:color w:val="ff0000"/>
-          <w:sz w:val="24"/>
-          <w:szCs w:val="24"/>
-          <w:rtl w:val="0"/>
-        </w:rPr>
-        <w:t xml:space="preserve">Вірні:</w:t>
-      </w:r>
-      <w:r>
-        <w:rPr>
-          <w:rFonts w:ascii="Times New Roman" w:cs="Times New Roman" w:eastAsia="Times New Roman" w:hAnsi="Times New Roman"/>
-          <w:color w:val="000000"/>
-          <w:sz w:val="24"/>
-          <w:szCs w:val="24"/>
-          <w:rtl w:val="0"/>
-        </w:rPr>
-        <w:t xml:space="preserve"> Господи, помилуй.</w:t>
-      </w:r>
-      <w:r>
-        <w:rPr>
-          <w:rtl w:val="0"/>
-        </w:rPr>
-      </w:r>
-    </w:p>
-    <w:p>
-      <w:pPr>
-        <w:spacing w:after="120" w:lineRule="auto"/>
-        <w:jc w:val="both"/>
-        <w:rPr>
-          <w:rFonts w:ascii="Times New Roman" w:cs="Times New Roman" w:eastAsia="Times New Roman" w:hAnsi="Times New Roman"/>
-          <w:i w:val="1"/>
-          <w:color w:val="000000"/>
-          <w:sz w:val="24"/>
-          <w:szCs w:val="24"/>
-        </w:rPr>
-      </w:pPr>
-      <w:r>
-        <w:rPr>
-          <w:rFonts w:ascii="Times New Roman" w:cs="Times New Roman" w:eastAsia="Times New Roman" w:hAnsi="Times New Roman"/>
-          <w:color w:val="000000"/>
-          <w:sz w:val="24"/>
-          <w:szCs w:val="24"/>
-          <w:rtl w:val="0"/>
-        </w:rPr>
-        <w:t xml:space="preserve">Пресвяту, пречисту, преблагословенну, славну Владичицю нашу Богородицю і приснодіву Марію, з усіма святими пом'янувши, самі себе, і один одного, і все життя наше Христу Богові віддаймо.</w:t>
-      </w:r>
-      <w:r>
-        <w:rPr>
-          <w:rtl w:val="0"/>
-        </w:rPr>
-      </w:r>
-    </w:p>
-    <w:p>
-      <w:pPr>
-        <w:spacing w:after="120" w:lineRule="auto"/>
-        <w:jc w:val="both"/>
-        <w:rPr>
-          <w:rFonts w:ascii="Times New Roman" w:cs="Times New Roman" w:eastAsia="Times New Roman" w:hAnsi="Times New Roman"/>
-          <w:i w:val="1"/>
-          <w:color w:val="000000"/>
-          <w:sz w:val="24"/>
-          <w:szCs w:val="24"/>
-        </w:rPr>
-      </w:pPr>
-      <w:r>
-        <w:rPr>
-          <w:rFonts w:ascii="Times New Roman" w:cs="Times New Roman" w:eastAsia="Times New Roman" w:hAnsi="Times New Roman"/>
-          <w:i w:val="1"/>
-          <w:color w:val="ff0000"/>
-          <w:sz w:val="24"/>
-          <w:szCs w:val="24"/>
-          <w:rtl w:val="0"/>
-        </w:rPr>
-        <w:t xml:space="preserve">Вірні:</w:t>
-      </w:r>
-      <w:r>
-        <w:rPr>
-          <w:rFonts w:ascii="Times New Roman" w:cs="Times New Roman" w:eastAsia="Times New Roman" w:hAnsi="Times New Roman"/>
-          <w:color w:val="000000"/>
-          <w:sz w:val="24"/>
-          <w:szCs w:val="24"/>
-          <w:rtl w:val="0"/>
-        </w:rPr>
-        <w:t xml:space="preserve"> Тобі, Господи.</w:t>
-      </w:r>
-      <w:r>
-        <w:rPr>
-          <w:rtl w:val="0"/>
-        </w:rPr>
-      </w:r>
-    </w:p>
-    <w:p>
-      <w:pPr>
-        <w:spacing w:after="120" w:lineRule="auto"/>
-        <w:jc w:val="both"/>
-        <w:rPr>
-          <w:rFonts w:ascii="Times New Roman" w:cs="Times New Roman" w:eastAsia="Times New Roman" w:hAnsi="Times New Roman"/>
-          <w:sz w:val="24"/>
-          <w:szCs w:val="24"/>
-          <w:u w:val="single"/>
-        </w:rPr>
-      </w:pPr>
-      <w:bookmarkStart w:colFirst="0" w:colLast="0" w:name="_heading=h.gjdgxs" w:id="0"/>
-      <w:bookmarkEnd w:id="0"/>
-      <w:r>
-        <w:rPr>
-          <w:rFonts w:ascii="Times New Roman" w:cs="Times New Roman" w:eastAsia="Times New Roman" w:hAnsi="Times New Roman"/>
-          <w:sz w:val="24"/>
-          <w:szCs w:val="24"/>
-          <w:u w:val="single"/>
-          <w:rtl w:val="0"/>
-        </w:rPr>
-        <w:t xml:space="preserve">[Господи, Боже наш, що сонну неміч забрав від нас і покликав нас візванням святим, щоб і вночі підносити руки наші і прославляти тебе за справедливі твої присуди. Прийми благання наші, моління, визнавання, нічні служби і даруй нам, Боже, віру бездоганну, надію впевнену, любов нелицемірну. Благослови наші входи й виходи, вчинки, слова, діла й думки; і дай нам дочекатися початку дня, нам, що хвалять й оспівують, і благословлять добрість твоєї несказанної сили]</w:t>
-      </w:r>
-    </w:p>
-    <w:p>
-      <w:pPr>
-        <w:spacing w:after="120" w:lineRule="auto"/>
-        <w:jc w:val="both"/>
-        <w:rPr>
-          <w:rFonts w:ascii="Times New Roman" w:cs="Times New Roman" w:eastAsia="Times New Roman" w:hAnsi="Times New Roman"/>
-          <w:sz w:val="24"/>
-          <w:szCs w:val="24"/>
-        </w:rPr>
-      </w:pPr>
-      <w:r>
-        <w:rPr>
-          <w:rFonts w:ascii="Times New Roman" w:hAnsi="Times New Roman"/>
-          <w:i/>
-          <w:color w:val="FF4400"/>
-          <w:sz w:val="24"/>
-        </w:rPr>
-        <w:t>Священик:</w:t>
-      </w:r>
-      <w:r>
-        <w:rPr>
-          <w:rFonts w:ascii="Times New Roman" w:hAnsi="Times New Roman"/>
-          <w:sz w:val="24"/>
-        </w:rPr>
-        <w:t xml:space="preserve"> Бо Ти Бог наш і Тобі славу возсилаємо: Отцю, і Сину, і Святому Духові, нині і повсякчас, і на віки віків.</w:t>
-      </w:r>
-    </w:p>
-    <w:p>
-      <w:pPr>
-        <w:spacing w:after="120" w:lineRule="auto"/>
-        <w:jc w:val="both"/>
-        <w:rPr>
-          <w:rFonts w:ascii="Times New Roman" w:cs="Times New Roman" w:eastAsia="Times New Roman" w:hAnsi="Times New Roman"/>
-          <w:sz w:val="24"/>
-          <w:szCs w:val="24"/>
-        </w:rPr>
-      </w:pPr>
-      <w:r>
-        <w:rPr>
-          <w:rFonts w:ascii="Times New Roman" w:cs="Times New Roman" w:eastAsia="Times New Roman" w:hAnsi="Times New Roman"/>
-          <w:i w:val="1"/>
-          <w:color w:val="ff0000"/>
-          <w:sz w:val="24"/>
-          <w:szCs w:val="24"/>
-          <w:rtl w:val="0"/>
-        </w:rPr>
-        <w:t xml:space="preserve">Вірні:</w:t>
-      </w:r>
-      <w:r>
-        <w:rPr>
-          <w:rFonts w:ascii="Times New Roman" w:cs="Times New Roman" w:eastAsia="Times New Roman" w:hAnsi="Times New Roman"/>
-          <w:color w:val="ff0000"/>
-          <w:sz w:val="24"/>
-          <w:szCs w:val="24"/>
-          <w:rtl w:val="0"/>
-        </w:rPr>
-        <w:t xml:space="preserve"> </w:t>
-      </w:r>
-      <w:r>
-        <w:rPr>
-          <w:rFonts w:ascii="Times New Roman" w:cs="Times New Roman" w:eastAsia="Times New Roman" w:hAnsi="Times New Roman"/>
-          <w:sz w:val="24"/>
-          <w:szCs w:val="24"/>
-          <w:rtl w:val="0"/>
-        </w:rPr>
-        <w:t xml:space="preserve">Амінь.</w:t>
-      </w:r>
-    </w:p>
-    <w:p>
-      <w:pPr>
-        <w:spacing w:after="120" w:lineRule="auto"/>
-        <w:jc w:val="both"/>
-        <w:rPr>
-          <w:rFonts w:ascii="Times New Roman" w:cs="Times New Roman" w:eastAsia="Times New Roman" w:hAnsi="Times New Roman"/>
-          <w:sz w:val="24"/>
-          <w:szCs w:val="24"/>
-        </w:rPr>
-      </w:pPr>
-      <w:r>
-        <w:rPr>
-          <w:rtl w:val="0"/>
-        </w:rPr>
-      </w:r>
-    </w:p>
-    <w:p>
-      <w:pPr>
-        <w:spacing w:after="120" w:lineRule="auto"/>
-        <w:jc w:val="both"/>
-        <w:rPr>
-          <w:rFonts w:ascii="Times New Roman" w:cs="Times New Roman" w:eastAsia="Times New Roman" w:hAnsi="Times New Roman"/>
-          <w:sz w:val="24"/>
-          <w:szCs w:val="24"/>
-        </w:rPr>
-      </w:pPr>
-      <w:r>
-        <w:rPr>
-          <w:rtl w:val="0"/>
-        </w:rPr>
-      </w:r>
-    </w:p>
-    <w:p>
-      <w:pPr>
-        <w:spacing w:after="120" w:lineRule="auto"/>
-        <w:jc w:val="both"/>
-        <w:rPr>
-          <w:rFonts w:ascii="Times New Roman" w:cs="Times New Roman" w:eastAsia="Times New Roman" w:hAnsi="Times New Roman"/>
-          <w:i w:val="1"/>
+          <w:sz w:val="24"/>
+          <w:szCs w:val="24"/>
+          <w:rtl w:val="0"/>
+        </w:rPr>
+        <w:t xml:space="preserve"> Величає душа моя Господа,* і дух мій радіє в Бозі, Спасі моїм.</w:t>
+      </w:r>
+    </w:p>
+    <w:p>
+      <w:pPr>
+        <w:spacing w:after="120" w:lineRule="auto"/>
+        <w:jc w:val="both"/>
+        <w:rPr>
+          <w:rFonts w:ascii="Times New Roman" w:cs="Times New Roman" w:eastAsia="Times New Roman" w:hAnsi="Times New Roman"/>
+          <w:sz w:val="24"/>
+          <w:szCs w:val="24"/>
+        </w:rPr>
+      </w:pPr>
+      <w:r>
+        <w:rPr>
+          <w:rFonts w:ascii="Times New Roman" w:cs="Times New Roman" w:eastAsia="Times New Roman" w:hAnsi="Times New Roman"/>
+          <w:sz w:val="24"/>
+          <w:szCs w:val="24"/>
+          <w:rtl w:val="0"/>
+        </w:rPr>
+        <w:t xml:space="preserve">Чеснішу від херувимів,* і незрівнянно славнішу від серафимів,* що без зотління Бога Слово породила,* сущу Богородицю, тебе величаємо. </w:t>
+      </w:r>
+      <w:r>
+        <w:rPr>
+          <w:rFonts w:ascii="Times New Roman" w:cs="Times New Roman" w:eastAsia="Times New Roman" w:hAnsi="Times New Roman"/>
+          <w:i w:val="1"/>
+          <w:color w:val="ff0000"/>
+          <w:sz w:val="24"/>
+          <w:szCs w:val="24"/>
+          <w:rtl w:val="0"/>
+        </w:rPr>
+        <w:t xml:space="preserve">(після кожного стиха)</w:t>
+      </w:r>
+      <w:r>
+        <w:rPr>
+          <w:rFonts w:ascii="Times New Roman" w:cs="Times New Roman" w:eastAsia="Times New Roman" w:hAnsi="Times New Roman"/>
+          <w:sz w:val="24"/>
+          <w:szCs w:val="24"/>
+          <w:rtl w:val="0"/>
+        </w:rPr>
+        <w:t xml:space="preserve">.</w:t>
+      </w:r>
+    </w:p>
+    <w:p>
+      <w:pPr>
+        <w:spacing w:after="120" w:lineRule="auto"/>
+        <w:jc w:val="both"/>
+        <w:rPr>
+          <w:rFonts w:ascii="Times New Roman" w:cs="Times New Roman" w:eastAsia="Times New Roman" w:hAnsi="Times New Roman"/>
+          <w:sz w:val="24"/>
+          <w:szCs w:val="24"/>
+        </w:rPr>
+      </w:pPr>
+      <w:r>
+        <w:rPr>
+          <w:rFonts w:ascii="Times New Roman" w:cs="Times New Roman" w:eastAsia="Times New Roman" w:hAnsi="Times New Roman"/>
+          <w:sz w:val="24"/>
+          <w:szCs w:val="24"/>
+          <w:rtl w:val="0"/>
+        </w:rPr>
+        <w:t xml:space="preserve">Бо він зглянувся на покору слугині своєї,* ось бо віднині ублажатимуть мене всі роди.</w:t>
+      </w:r>
+    </w:p>
+    <w:p>
+      <w:pPr>
+        <w:spacing w:after="120" w:lineRule="auto"/>
+        <w:jc w:val="both"/>
+        <w:rPr>
+          <w:rFonts w:ascii="Times New Roman" w:cs="Times New Roman" w:eastAsia="Times New Roman" w:hAnsi="Times New Roman"/>
+          <w:sz w:val="24"/>
+          <w:szCs w:val="24"/>
+        </w:rPr>
+      </w:pPr>
+      <w:r>
+        <w:rPr>
+          <w:rFonts w:ascii="Times New Roman" w:cs="Times New Roman" w:eastAsia="Times New Roman" w:hAnsi="Times New Roman"/>
+          <w:sz w:val="24"/>
+          <w:szCs w:val="24"/>
+          <w:rtl w:val="0"/>
+        </w:rPr>
+        <w:t xml:space="preserve">Велике бо вчинив мені Всемогутній, і святе ім'я його.* Милосердя його з роду в рід на тих, які бояться його.</w:t>
+      </w:r>
+    </w:p>
+    <w:p>
+      <w:pPr>
+        <w:spacing w:after="120" w:lineRule="auto"/>
+        <w:jc w:val="both"/>
+        <w:rPr>
+          <w:rFonts w:ascii="Times New Roman" w:cs="Times New Roman" w:eastAsia="Times New Roman" w:hAnsi="Times New Roman"/>
+          <w:sz w:val="24"/>
+          <w:szCs w:val="24"/>
+        </w:rPr>
+      </w:pPr>
+      <w:r>
+        <w:rPr>
+          <w:rFonts w:ascii="Times New Roman" w:cs="Times New Roman" w:eastAsia="Times New Roman" w:hAnsi="Times New Roman"/>
+          <w:sz w:val="24"/>
+          <w:szCs w:val="24"/>
+          <w:rtl w:val="0"/>
+        </w:rPr>
+        <w:t xml:space="preserve">Він виявив потугу рамени свого,* розвіяв гордих у задумах їхніх сердець.</w:t>
+      </w:r>
+    </w:p>
+    <w:p>
+      <w:pPr>
+        <w:spacing w:after="120" w:lineRule="auto"/>
+        <w:jc w:val="both"/>
+        <w:rPr>
+          <w:rFonts w:ascii="Times New Roman" w:cs="Times New Roman" w:eastAsia="Times New Roman" w:hAnsi="Times New Roman"/>
+          <w:sz w:val="24"/>
+          <w:szCs w:val="24"/>
+        </w:rPr>
+      </w:pPr>
+      <w:r>
+        <w:rPr>
+          <w:rFonts w:ascii="Times New Roman" w:cs="Times New Roman" w:eastAsia="Times New Roman" w:hAnsi="Times New Roman"/>
+          <w:sz w:val="24"/>
+          <w:szCs w:val="24"/>
+          <w:rtl w:val="0"/>
+        </w:rPr>
+        <w:t xml:space="preserve">Могутніх скинув з престолів, підняв угору смиренних;* наситив благами голодних, багатих же відіслав з порожніми руками.</w:t>
+      </w:r>
+    </w:p>
+    <w:p>
+      <w:pPr>
+        <w:spacing w:after="120" w:lineRule="auto"/>
+        <w:jc w:val="both"/>
+        <w:rPr>
+          <w:rFonts w:ascii="Times New Roman" w:cs="Times New Roman" w:eastAsia="Times New Roman" w:hAnsi="Times New Roman"/>
+          <w:sz w:val="24"/>
+          <w:szCs w:val="24"/>
+        </w:rPr>
+      </w:pPr>
+      <w:r>
+        <w:rPr>
+          <w:rFonts w:ascii="Times New Roman" w:cs="Times New Roman" w:eastAsia="Times New Roman" w:hAnsi="Times New Roman"/>
+          <w:sz w:val="24"/>
+          <w:szCs w:val="24"/>
+          <w:rtl w:val="0"/>
+        </w:rPr>
+        <w:t xml:space="preserve">Він пригорнув Ізраїля, слугу свого, згадавши своє милосердя,* як обіцяв був батькам нашим – Авраамові і його потомству повіки.</w:t>
+      </w:r>
+    </w:p>
+    <w:p>
+      <w:pPr>
+        <w:spacing w:after="120" w:lineRule="auto"/>
+        <w:jc w:val="both"/>
+        <w:rPr>
+          <w:rFonts w:ascii="Times New Roman" w:cs="Times New Roman" w:eastAsia="Times New Roman" w:hAnsi="Times New Roman"/>
           <w:sz w:val="24"/>
           <w:szCs w:val="24"/>
         </w:rPr>
@@ -13029,599 +15129,6 @@
     <w:p>
       <w:pPr>
         <w:pStyle w:val="Heading3"/>
-        <w:spacing w:after="120" w:before="0" w:lineRule="auto"/>
-        <w:jc w:val="center"/>
-        <w:rPr>
-          <w:rFonts w:ascii="Times New Roman" w:cs="Times New Roman" w:eastAsia="Times New Roman" w:hAnsi="Times New Roman"/>
-          <w:i w:val="1"/>
-          <w:color w:val="ff0000"/>
-        </w:rPr>
-      </w:pPr>
-      <w:r>
-        <w:rPr>
-          <w:rFonts w:ascii="Times New Roman" w:cs="Times New Roman" w:eastAsia="Times New Roman" w:hAnsi="Times New Roman"/>
-          <w:b w:val="1"/>
-          <w:i w:val="1"/>
-          <w:color w:val="ff0000"/>
-          <w:rtl w:val="0"/>
-        </w:rPr>
-        <w:t xml:space="preserve">Мала єктенія</w:t>
-      </w:r>
-      <w:r>
-        <w:rPr>
-          <w:rtl w:val="0"/>
-        </w:rPr>
-      </w:r>
-    </w:p>
-    <w:p>
-      <w:pPr>
-        <w:spacing w:after="120" w:lineRule="auto"/>
-        <w:jc w:val="both"/>
-        <w:rPr>
-          <w:rFonts w:ascii="Times New Roman" w:cs="Times New Roman" w:eastAsia="Times New Roman" w:hAnsi="Times New Roman"/>
-          <w:i w:val="1"/>
-          <w:color w:val="000000"/>
-          <w:sz w:val="24"/>
-          <w:szCs w:val="24"/>
-        </w:rPr>
-      </w:pPr>
-      <w:r>
-        <w:rPr>
-          <w:rFonts w:ascii="Times New Roman" w:cs="Times New Roman" w:eastAsia="Times New Roman" w:hAnsi="Times New Roman"/>
-          <w:color w:val="000000"/>
-          <w:sz w:val="24"/>
-          <w:szCs w:val="24"/>
-          <w:rtl w:val="0"/>
-        </w:rPr>
-        <w:t xml:space="preserve">Ще і ще в мирі Господеві помолімся.</w:t>
-      </w:r>
-      <w:r>
-        <w:rPr>
-          <w:rtl w:val="0"/>
-        </w:rPr>
-      </w:r>
-    </w:p>
-    <w:p>
-      <w:pPr>
-        <w:spacing w:after="120" w:lineRule="auto"/>
-        <w:jc w:val="both"/>
-        <w:rPr>
-          <w:rFonts w:ascii="Times New Roman" w:cs="Times New Roman" w:eastAsia="Times New Roman" w:hAnsi="Times New Roman"/>
-          <w:i w:val="1"/>
-          <w:color w:val="000000"/>
-          <w:sz w:val="24"/>
-          <w:szCs w:val="24"/>
-        </w:rPr>
-      </w:pPr>
-      <w:r>
-        <w:rPr>
-          <w:rFonts w:ascii="Times New Roman" w:cs="Times New Roman" w:eastAsia="Times New Roman" w:hAnsi="Times New Roman"/>
-          <w:i w:val="1"/>
-          <w:color w:val="ff0000"/>
-          <w:sz w:val="24"/>
-          <w:szCs w:val="24"/>
-          <w:rtl w:val="0"/>
-        </w:rPr>
-        <w:t xml:space="preserve">Вірні:</w:t>
-      </w:r>
-      <w:r>
-        <w:rPr>
-          <w:rFonts w:ascii="Times New Roman" w:cs="Times New Roman" w:eastAsia="Times New Roman" w:hAnsi="Times New Roman"/>
-          <w:color w:val="000000"/>
-          <w:sz w:val="24"/>
-          <w:szCs w:val="24"/>
-          <w:rtl w:val="0"/>
-        </w:rPr>
-        <w:t xml:space="preserve"> Господи, помилуй.</w:t>
-      </w:r>
-      <w:r>
-        <w:rPr>
-          <w:rtl w:val="0"/>
-        </w:rPr>
-      </w:r>
-    </w:p>
-    <w:p>
-      <w:pPr>
-        <w:spacing w:after="120" w:lineRule="auto"/>
-        <w:jc w:val="both"/>
-        <w:rPr>
-          <w:rFonts w:ascii="Times New Roman" w:cs="Times New Roman" w:eastAsia="Times New Roman" w:hAnsi="Times New Roman"/>
-          <w:i w:val="1"/>
-          <w:color w:val="000000"/>
-          <w:sz w:val="24"/>
-          <w:szCs w:val="24"/>
-        </w:rPr>
-      </w:pPr>
-      <w:r>
-        <w:rPr>
-          <w:rFonts w:ascii="Times New Roman" w:cs="Times New Roman" w:eastAsia="Times New Roman" w:hAnsi="Times New Roman"/>
-          <w:color w:val="000000"/>
-          <w:sz w:val="24"/>
-          <w:szCs w:val="24"/>
-          <w:rtl w:val="0"/>
-        </w:rPr>
-        <w:t xml:space="preserve">Заступи, спаси, помилуй і охорони нас, Боже, твоєю благодаттю.</w:t>
-      </w:r>
-      <w:r>
-        <w:rPr>
-          <w:rtl w:val="0"/>
-        </w:rPr>
-      </w:r>
-    </w:p>
-    <w:p>
-      <w:pPr>
-        <w:spacing w:after="120" w:lineRule="auto"/>
-        <w:jc w:val="both"/>
-        <w:rPr>
-          <w:rFonts w:ascii="Times New Roman" w:cs="Times New Roman" w:eastAsia="Times New Roman" w:hAnsi="Times New Roman"/>
-          <w:i w:val="1"/>
-          <w:color w:val="000000"/>
-          <w:sz w:val="24"/>
-          <w:szCs w:val="24"/>
-        </w:rPr>
-      </w:pPr>
-      <w:r>
-        <w:rPr>
-          <w:rFonts w:ascii="Times New Roman" w:cs="Times New Roman" w:eastAsia="Times New Roman" w:hAnsi="Times New Roman"/>
-          <w:i w:val="1"/>
-          <w:color w:val="ff0000"/>
-          <w:sz w:val="24"/>
-          <w:szCs w:val="24"/>
-          <w:rtl w:val="0"/>
-        </w:rPr>
-        <w:t xml:space="preserve">Вірні:</w:t>
-      </w:r>
-      <w:r>
-        <w:rPr>
-          <w:rFonts w:ascii="Times New Roman" w:cs="Times New Roman" w:eastAsia="Times New Roman" w:hAnsi="Times New Roman"/>
-          <w:color w:val="000000"/>
-          <w:sz w:val="24"/>
-          <w:szCs w:val="24"/>
-          <w:rtl w:val="0"/>
-        </w:rPr>
-        <w:t xml:space="preserve"> Господи, помилуй.</w:t>
-      </w:r>
-      <w:r>
-        <w:rPr>
-          <w:rtl w:val="0"/>
-        </w:rPr>
-      </w:r>
-    </w:p>
-    <w:p>
-      <w:pPr>
-        <w:spacing w:after="120" w:lineRule="auto"/>
-        <w:jc w:val="both"/>
-        <w:rPr>
-          <w:rFonts w:ascii="Times New Roman" w:cs="Times New Roman" w:eastAsia="Times New Roman" w:hAnsi="Times New Roman"/>
-          <w:i w:val="1"/>
-          <w:color w:val="000000"/>
-          <w:sz w:val="24"/>
-          <w:szCs w:val="24"/>
-        </w:rPr>
-      </w:pPr>
-      <w:r>
-        <w:rPr>
-          <w:rFonts w:ascii="Times New Roman" w:cs="Times New Roman" w:eastAsia="Times New Roman" w:hAnsi="Times New Roman"/>
-          <w:color w:val="000000"/>
-          <w:sz w:val="24"/>
-          <w:szCs w:val="24"/>
-          <w:rtl w:val="0"/>
-        </w:rPr>
-        <w:t xml:space="preserve">Пресвяту, пречисту, преблагословенну, славну Владичицю нашу Богородицю і приснодіву Марію, з усіма святими пом'янувши, самі себе, і один одного, і все життя наше Христу Богові віддаймо.</w:t>
-      </w:r>
-      <w:r>
-        <w:rPr>
-          <w:rtl w:val="0"/>
-        </w:rPr>
-      </w:r>
-    </w:p>
-    <w:p>
-      <w:pPr>
-        <w:spacing w:after="120" w:lineRule="auto"/>
-        <w:jc w:val="both"/>
-        <w:rPr>
-          <w:rFonts w:ascii="Times New Roman" w:cs="Times New Roman" w:eastAsia="Times New Roman" w:hAnsi="Times New Roman"/>
-          <w:i w:val="1"/>
-          <w:color w:val="000000"/>
-          <w:sz w:val="24"/>
-          <w:szCs w:val="24"/>
-        </w:rPr>
-      </w:pPr>
-      <w:r>
-        <w:rPr>
-          <w:rFonts w:ascii="Times New Roman" w:cs="Times New Roman" w:eastAsia="Times New Roman" w:hAnsi="Times New Roman"/>
-          <w:i w:val="1"/>
-          <w:color w:val="ff0000"/>
-          <w:sz w:val="24"/>
-          <w:szCs w:val="24"/>
-          <w:rtl w:val="0"/>
-        </w:rPr>
-        <w:t xml:space="preserve">Вірні:</w:t>
-      </w:r>
-      <w:r>
-        <w:rPr>
-          <w:rFonts w:ascii="Times New Roman" w:cs="Times New Roman" w:eastAsia="Times New Roman" w:hAnsi="Times New Roman"/>
-          <w:color w:val="000000"/>
-          <w:sz w:val="24"/>
-          <w:szCs w:val="24"/>
-          <w:rtl w:val="0"/>
-        </w:rPr>
-        <w:t xml:space="preserve"> Тобі, Господи.</w:t>
-      </w:r>
-      <w:r>
-        <w:rPr>
-          <w:rtl w:val="0"/>
-        </w:rPr>
-      </w:r>
-    </w:p>
-    <w:p>
-      <w:pPr>
-        <w:spacing w:after="120" w:lineRule="auto"/>
-        <w:jc w:val="both"/>
-        <w:rPr>
-          <w:rFonts w:ascii="Times New Roman" w:cs="Times New Roman" w:eastAsia="Times New Roman" w:hAnsi="Times New Roman"/>
-          <w:sz w:val="24"/>
-          <w:szCs w:val="24"/>
-          <w:u w:val="single"/>
-        </w:rPr>
-      </w:pPr>
-      <w:bookmarkStart w:colFirst="0" w:colLast="0" w:name="_heading=h.30j0zll" w:id="1"/>
-      <w:bookmarkEnd w:id="1"/>
-      <w:r>
-        <w:rPr>
-          <w:rFonts w:ascii="Times New Roman" w:cs="Times New Roman" w:eastAsia="Times New Roman" w:hAnsi="Times New Roman"/>
-          <w:sz w:val="24"/>
-          <w:szCs w:val="24"/>
-          <w:u w:val="single"/>
-          <w:rtl w:val="0"/>
-        </w:rPr>
-        <w:t xml:space="preserve">[Дякуємо тобі, Господи, Боже спасіння нашого, бо ти все робиш для добра життя нашого, щоб ми завжди на тебе споглядали, Спасителю й Доброчинцю душ наших. Бо ти дав спокій нам у час минулої ночі й підвів нас, щоб ми поклонялися величному імені твоєму. Тому молимо тебе, Господи: Дай нам ласку й силу, щоб ми стали гідними співати тобі розумно й молитися безупинно та в страсі і тремтінні над нашим спасінням працювали, при заступництві Христа твого. Пом'яни, Господи, і тих, що вночі до тебе кличуть. Вислухай їх і помилуй, і круши під ноги їх невидимих і войовничих ворогів.]</w:t>
-      </w:r>
-    </w:p>
-    <w:p>
-      <w:pPr>
-        <w:spacing w:after="120" w:lineRule="auto"/>
-        <w:jc w:val="both"/>
-        <w:rPr>
-          <w:rFonts w:ascii="Times New Roman" w:cs="Times New Roman" w:eastAsia="Times New Roman" w:hAnsi="Times New Roman"/>
-          <w:sz w:val="24"/>
-          <w:szCs w:val="24"/>
-        </w:rPr>
-      </w:pPr>
-      <w:r>
-        <w:rPr>
-          <w:rFonts w:ascii="Times New Roman" w:hAnsi="Times New Roman"/>
-          <w:i/>
-          <w:color w:val="FF4400"/>
-          <w:sz w:val="24"/>
-        </w:rPr>
-        <w:t>Священик:</w:t>
-      </w:r>
-      <w:r>
-        <w:rPr>
-          <w:rFonts w:ascii="Times New Roman" w:hAnsi="Times New Roman"/>
-          <w:sz w:val="24"/>
-        </w:rPr>
-        <w:t xml:space="preserve"> Бо Ти цар миру і Спас душ наших і Тобі славу возсилаємо: Отцю, і Сину, і Святому Духові, нині і повсякчас, і на віки віків.</w:t>
-      </w:r>
-    </w:p>
-    <w:p>
-      <w:pPr>
-        <w:spacing w:after="120" w:lineRule="auto"/>
-        <w:jc w:val="both"/>
-        <w:rPr>
-          <w:rFonts w:ascii="Times New Roman" w:cs="Times New Roman" w:eastAsia="Times New Roman" w:hAnsi="Times New Roman"/>
-          <w:i w:val="1"/>
-          <w:sz w:val="24"/>
-          <w:szCs w:val="24"/>
-        </w:rPr>
-      </w:pPr>
-      <w:r>
-        <w:rPr>
-          <w:rFonts w:ascii="Times New Roman" w:cs="Times New Roman" w:eastAsia="Times New Roman" w:hAnsi="Times New Roman"/>
-          <w:i w:val="1"/>
-          <w:color w:val="ff0000"/>
-          <w:sz w:val="24"/>
-          <w:szCs w:val="24"/>
-          <w:rtl w:val="0"/>
-        </w:rPr>
-        <w:t xml:space="preserve">Вірні:</w:t>
-      </w:r>
-      <w:r>
-        <w:rPr>
-          <w:rFonts w:ascii="Times New Roman" w:cs="Times New Roman" w:eastAsia="Times New Roman" w:hAnsi="Times New Roman"/>
-          <w:color w:val="ff0000"/>
-          <w:sz w:val="24"/>
-          <w:szCs w:val="24"/>
-          <w:rtl w:val="0"/>
-        </w:rPr>
-        <w:t xml:space="preserve"> </w:t>
-      </w:r>
-      <w:r>
-        <w:rPr>
-          <w:rFonts w:ascii="Times New Roman" w:cs="Times New Roman" w:eastAsia="Times New Roman" w:hAnsi="Times New Roman"/>
-          <w:sz w:val="24"/>
-          <w:szCs w:val="24"/>
-          <w:rtl w:val="0"/>
-        </w:rPr>
-        <w:t xml:space="preserve">Амінь</w:t>
-      </w:r>
-      <w:r>
-        <w:rPr>
-          <w:rFonts w:ascii="Times New Roman" w:cs="Times New Roman" w:eastAsia="Times New Roman" w:hAnsi="Times New Roman"/>
-          <w:i w:val="1"/>
-          <w:sz w:val="24"/>
-          <w:szCs w:val="24"/>
-          <w:rtl w:val="0"/>
-        </w:rPr>
-        <w:t xml:space="preserve">.</w:t>
-      </w:r>
-    </w:p>
-    <w:p>
-      <w:pPr>
-        <w:spacing w:after="120" w:lineRule="auto"/>
-        <w:jc w:val="both"/>
-        <w:rPr>
-          <w:rFonts w:ascii="Times New Roman" w:cs="Times New Roman" w:eastAsia="Times New Roman" w:hAnsi="Times New Roman"/>
-          <w:i w:val="1"/>
-          <w:sz w:val="24"/>
-          <w:szCs w:val="24"/>
-        </w:rPr>
-      </w:pPr>
-      <w:r>
-        <w:rPr>
-          <w:rtl w:val="0"/>
-        </w:rPr>
-      </w:r>
-    </w:p>
-    <w:p>
-      <w:pPr>
-        <w:spacing w:after="120" w:lineRule="auto"/>
-        <w:jc w:val="both"/>
-        <w:rPr>
-          <w:rFonts w:ascii="Times New Roman" w:cs="Times New Roman" w:eastAsia="Times New Roman" w:hAnsi="Times New Roman"/>
-          <w:sz w:val="24"/>
-          <w:szCs w:val="24"/>
-        </w:rPr>
-      </w:pPr>
-      <w:r>
-        <w:rPr>
-          <w:rtl w:val="0"/>
-        </w:rPr>
-      </w:r>
-    </w:p>
-    <w:p>
-      <w:pPr>
-        <w:pStyle w:val="Heading3"/>
-        <w:spacing w:after="120" w:before="0" w:lineRule="auto"/>
-        <w:jc w:val="center"/>
-        <w:rPr>
-          <w:rFonts w:ascii="Times New Roman" w:cs="Times New Roman" w:eastAsia="Times New Roman" w:hAnsi="Times New Roman"/>
-          <w:b w:val="1"/>
-          <w:i w:val="1"/>
-          <w:color w:val="ff0000"/>
-        </w:rPr>
-      </w:pPr>
-      <w:r>
-        <w:rPr>
-          <w:rFonts w:ascii="Times New Roman" w:cs="Times New Roman" w:eastAsia="Times New Roman" w:hAnsi="Times New Roman"/>
-          <w:b w:val="1"/>
-          <w:i w:val="1"/>
-          <w:color w:val="ff0000"/>
-          <w:rtl w:val="0"/>
-        </w:rPr>
-        <w:t xml:space="preserve">Пісня Богородиці</w:t>
-      </w:r>
-    </w:p>
-    <w:p>
-      <w:pPr>
-        <w:spacing w:after="120" w:lineRule="auto"/>
-        <w:jc w:val="both"/>
-        <w:rPr>
-          <w:rFonts w:ascii="Times New Roman" w:cs="Times New Roman" w:eastAsia="Times New Roman" w:hAnsi="Times New Roman"/>
-          <w:sz w:val="24"/>
-          <w:szCs w:val="24"/>
-        </w:rPr>
-      </w:pPr>
-      <w:r>
-        <w:rPr>
-          <w:rFonts w:ascii="Times New Roman" w:cs="Times New Roman" w:eastAsia="Times New Roman" w:hAnsi="Times New Roman"/>
-          <w:sz w:val="24"/>
-          <w:szCs w:val="24"/>
-          <w:rtl w:val="0"/>
-        </w:rPr>
-        <w:t xml:space="preserve">Богородицю і Матір Світла піснями звеличаймо.</w:t>
-      </w:r>
-    </w:p>
-    <w:p>
-      <w:pPr>
-        <w:spacing w:after="120" w:lineRule="auto"/>
-        <w:jc w:val="both"/>
-        <w:rPr>
-          <w:rFonts w:ascii="Times New Roman" w:cs="Times New Roman" w:eastAsia="Times New Roman" w:hAnsi="Times New Roman"/>
-          <w:sz w:val="24"/>
-          <w:szCs w:val="24"/>
-        </w:rPr>
-      </w:pPr>
-      <w:r>
-        <w:rPr>
-          <w:rFonts w:ascii="Times New Roman" w:cs="Times New Roman" w:eastAsia="Times New Roman" w:hAnsi="Times New Roman"/>
-          <w:i w:val="1"/>
-          <w:color w:val="ff0000"/>
-          <w:sz w:val="24"/>
-          <w:szCs w:val="24"/>
-          <w:rtl w:val="0"/>
-        </w:rPr>
-        <w:t xml:space="preserve">Вірні:</w:t>
-      </w:r>
-      <w:r>
-        <w:rPr>
-          <w:rFonts w:ascii="Times New Roman" w:cs="Times New Roman" w:eastAsia="Times New Roman" w:hAnsi="Times New Roman"/>
-          <w:sz w:val="24"/>
-          <w:szCs w:val="24"/>
-          <w:rtl w:val="0"/>
-        </w:rPr>
-        <w:t xml:space="preserve"> Величає душа моя Господа,* і дух мій радіє в Бозі, Спасі моїм.</w:t>
-      </w:r>
-    </w:p>
-    <w:p>
-      <w:pPr>
-        <w:spacing w:after="120" w:lineRule="auto"/>
-        <w:jc w:val="both"/>
-        <w:rPr>
-          <w:rFonts w:ascii="Times New Roman" w:cs="Times New Roman" w:eastAsia="Times New Roman" w:hAnsi="Times New Roman"/>
-          <w:sz w:val="24"/>
-          <w:szCs w:val="24"/>
-        </w:rPr>
-      </w:pPr>
-      <w:r>
-        <w:rPr>
-          <w:rFonts w:ascii="Times New Roman" w:cs="Times New Roman" w:eastAsia="Times New Roman" w:hAnsi="Times New Roman"/>
-          <w:sz w:val="24"/>
-          <w:szCs w:val="24"/>
-          <w:rtl w:val="0"/>
-        </w:rPr>
-        <w:t xml:space="preserve">Чеснішу від херувимів,* і незрівнянно славнішу від серафимів,* що без зотління Бога Слово породила,* сущу Богородицю, тебе величаємо. </w:t>
-      </w:r>
-      <w:r>
-        <w:rPr>
-          <w:rFonts w:ascii="Times New Roman" w:cs="Times New Roman" w:eastAsia="Times New Roman" w:hAnsi="Times New Roman"/>
-          <w:i w:val="1"/>
-          <w:color w:val="ff0000"/>
-          <w:sz w:val="24"/>
-          <w:szCs w:val="24"/>
-          <w:rtl w:val="0"/>
-        </w:rPr>
-        <w:t xml:space="preserve">(після кожного стиха)</w:t>
-      </w:r>
-      <w:r>
-        <w:rPr>
-          <w:rFonts w:ascii="Times New Roman" w:cs="Times New Roman" w:eastAsia="Times New Roman" w:hAnsi="Times New Roman"/>
-          <w:sz w:val="24"/>
-          <w:szCs w:val="24"/>
-          <w:rtl w:val="0"/>
-        </w:rPr>
-        <w:t xml:space="preserve">.</w:t>
-      </w:r>
-    </w:p>
-    <w:p>
-      <w:pPr>
-        <w:spacing w:after="120" w:lineRule="auto"/>
-        <w:jc w:val="both"/>
-        <w:rPr>
-          <w:rFonts w:ascii="Times New Roman" w:cs="Times New Roman" w:eastAsia="Times New Roman" w:hAnsi="Times New Roman"/>
-          <w:sz w:val="24"/>
-          <w:szCs w:val="24"/>
-        </w:rPr>
-      </w:pPr>
-      <w:r>
-        <w:rPr>
-          <w:rFonts w:ascii="Times New Roman" w:cs="Times New Roman" w:eastAsia="Times New Roman" w:hAnsi="Times New Roman"/>
-          <w:sz w:val="24"/>
-          <w:szCs w:val="24"/>
-          <w:rtl w:val="0"/>
-        </w:rPr>
-        <w:t xml:space="preserve">Бо він зглянувся на покору слугині своєї,* ось бо віднині ублажатимуть мене всі роди.</w:t>
-      </w:r>
-    </w:p>
-    <w:p>
-      <w:pPr>
-        <w:spacing w:after="120" w:lineRule="auto"/>
-        <w:jc w:val="both"/>
-        <w:rPr>
-          <w:rFonts w:ascii="Times New Roman" w:cs="Times New Roman" w:eastAsia="Times New Roman" w:hAnsi="Times New Roman"/>
-          <w:sz w:val="24"/>
-          <w:szCs w:val="24"/>
-        </w:rPr>
-      </w:pPr>
-      <w:r>
-        <w:rPr>
-          <w:rFonts w:ascii="Times New Roman" w:cs="Times New Roman" w:eastAsia="Times New Roman" w:hAnsi="Times New Roman"/>
-          <w:sz w:val="24"/>
-          <w:szCs w:val="24"/>
-          <w:rtl w:val="0"/>
-        </w:rPr>
-        <w:t xml:space="preserve">Велике бо вчинив мені Всемогутній, і святе ім'я його.* Милосердя його з роду в рід на тих, які бояться його.</w:t>
-      </w:r>
-    </w:p>
-    <w:p>
-      <w:pPr>
-        <w:spacing w:after="120" w:lineRule="auto"/>
-        <w:jc w:val="both"/>
-        <w:rPr>
-          <w:rFonts w:ascii="Times New Roman" w:cs="Times New Roman" w:eastAsia="Times New Roman" w:hAnsi="Times New Roman"/>
-          <w:sz w:val="24"/>
-          <w:szCs w:val="24"/>
-        </w:rPr>
-      </w:pPr>
-      <w:r>
-        <w:rPr>
-          <w:rFonts w:ascii="Times New Roman" w:cs="Times New Roman" w:eastAsia="Times New Roman" w:hAnsi="Times New Roman"/>
-          <w:sz w:val="24"/>
-          <w:szCs w:val="24"/>
-          <w:rtl w:val="0"/>
-        </w:rPr>
-        <w:t xml:space="preserve">Він виявив потугу рамени свого,* розвіяв гордих у задумах їхніх сердець.</w:t>
-      </w:r>
-    </w:p>
-    <w:p>
-      <w:pPr>
-        <w:spacing w:after="120" w:lineRule="auto"/>
-        <w:jc w:val="both"/>
-        <w:rPr>
-          <w:rFonts w:ascii="Times New Roman" w:cs="Times New Roman" w:eastAsia="Times New Roman" w:hAnsi="Times New Roman"/>
-          <w:sz w:val="24"/>
-          <w:szCs w:val="24"/>
-        </w:rPr>
-      </w:pPr>
-      <w:r>
-        <w:rPr>
-          <w:rFonts w:ascii="Times New Roman" w:cs="Times New Roman" w:eastAsia="Times New Roman" w:hAnsi="Times New Roman"/>
-          <w:sz w:val="24"/>
-          <w:szCs w:val="24"/>
-          <w:rtl w:val="0"/>
-        </w:rPr>
-        <w:t xml:space="preserve">Могутніх скинув з престолів, підняв угору смиренних;* наситив благами голодних, багатих же відіслав з порожніми руками.</w:t>
-      </w:r>
-    </w:p>
-    <w:p>
-      <w:pPr>
-        <w:spacing w:after="120" w:lineRule="auto"/>
-        <w:jc w:val="both"/>
-        <w:rPr>
-          <w:rFonts w:ascii="Times New Roman" w:cs="Times New Roman" w:eastAsia="Times New Roman" w:hAnsi="Times New Roman"/>
-          <w:sz w:val="24"/>
-          <w:szCs w:val="24"/>
-        </w:rPr>
-      </w:pPr>
-      <w:r>
-        <w:rPr>
-          <w:rFonts w:ascii="Times New Roman" w:cs="Times New Roman" w:eastAsia="Times New Roman" w:hAnsi="Times New Roman"/>
-          <w:sz w:val="24"/>
-          <w:szCs w:val="24"/>
-          <w:rtl w:val="0"/>
-        </w:rPr>
-        <w:t xml:space="preserve">Він пригорнув Ізраїля, слугу свого, згадавши своє милосердя,* як обіцяв був батькам нашим – Авраамові і його потомству повіки.</w:t>
-      </w:r>
-    </w:p>
-    <w:p>
-      <w:pPr>
-        <w:spacing w:after="120" w:lineRule="auto"/>
-        <w:jc w:val="both"/>
-        <w:rPr>
-          <w:rFonts w:ascii="Times New Roman" w:cs="Times New Roman" w:eastAsia="Times New Roman" w:hAnsi="Times New Roman"/>
-          <w:sz w:val="24"/>
-          <w:szCs w:val="24"/>
-        </w:rPr>
-      </w:pPr>
-      <w:r>
-        <w:rPr>
-          <w:rtl w:val="0"/>
-        </w:rPr>
-      </w:r>
-    </w:p>
-    <w:p>
-      <w:pPr>
         <w:spacing w:after="120" w:lineRule="auto"/>
         <w:jc w:val="center"/>
         <w:rPr>
@@ -17171,6 +18678,7 @@
     <w:p>
       <w:pPr>
         <w:pStyle w:val="a"/>
+        <w:spacing w:after="160"/>
       </w:pPr>
       <w:r>
         <w:rPr>

--- a/flow/20230914_vu_template/drafts/2024-06-g/13-ЧТ-Акилини мчц..docx
+++ b/flow/20230914_vu_template/drafts/2024-06-g/13-ЧТ-Акилини мчц..docx
@@ -3391,18 +3391,40 @@
     </w:p>
     <w:p>
       <w:pPr>
-        <w:spacing w:after="120" w:lineRule="auto"/>
-        <w:jc w:val="both"/>
-        <w:rPr>
-          <w:rFonts w:ascii="Times New Roman" w:cs="Times New Roman" w:eastAsia="Times New Roman" w:hAnsi="Times New Roman"/>
-          <w:sz w:val="24"/>
-          <w:szCs w:val="24"/>
-        </w:rPr>
-      </w:pPr>
-      <w:r>
-        <w:rPr>
-          <w:rtl w:val="0"/>
-        </w:rPr>
+        <w:pStyle w:val="a"/>
+      </w:pPr>
+      <w:r>
+        <w:rPr>
+          <w:rFonts w:ascii="Times New Roman" w:hAnsi="Times New Roman"/>
+          <w:i/>
+          <w:color w:val="FF0000"/>
+          <w:sz w:val="24"/>
+        </w:rPr>
+        <w:t xml:space="preserve">(г. 2, подібний: Коли з дерева): </w:t>
+      </w:r>
+      <w:r>
+        <w:rPr>
+          <w:rFonts w:ascii="Times New Roman" w:hAnsi="Times New Roman"/>
+          <w:sz w:val="24"/>
+        </w:rPr>
+        <w:t xml:space="preserve">Коли багатющим духовним світлом ти просвітилася,* то світ зненавиділа і єдине царство полюбила,* та й на безмірні зважилась страждання.* Тому перемогла ти ворога і сплела собі вінок перемоги,* преславна мученице </w:t>
+      </w:r>
+      <w:r>
+        <w:rPr>
+          <w:rFonts w:ascii="Times New Roman" w:hAnsi="Times New Roman"/>
+          <w:i w:val="0"/>
+          <w:color w:val="000000"/>
+          <w:sz w:val="24"/>
+          <w:highlight w:val="yellow"/>
+        </w:rPr>
+        <w:t>Акилино</w:t>
+      </w:r>
+      <w:r>
+        <w:rPr>
+          <w:rFonts w:ascii="Times New Roman" w:hAnsi="Times New Roman"/>
+          <w:sz w:val="24"/>
+        </w:rPr>
+        <w:t>.</w:t>
       </w:r>
     </w:p>
     <w:p>
@@ -3476,18 +3498,45 @@
     </w:p>
     <w:p>
       <w:pPr>
-        <w:spacing w:after="120" w:lineRule="auto"/>
-        <w:jc w:val="both"/>
-        <w:rPr>
-          <w:rFonts w:ascii="Times New Roman" w:cs="Times New Roman" w:eastAsia="Times New Roman" w:hAnsi="Times New Roman"/>
-          <w:sz w:val="24"/>
-          <w:szCs w:val="24"/>
-        </w:rPr>
-      </w:pPr>
-      <w:r>
-        <w:rPr>
-          <w:rtl w:val="0"/>
-        </w:rPr>
+        <w:pStyle w:val="a"/>
+      </w:pPr>
+      <w:r>
+        <w:rPr>
+          <w:rFonts w:ascii="Times New Roman" w:hAnsi="Times New Roman"/>
+          <w:sz w:val="24"/>
+        </w:rPr>
+        <w:t xml:space="preserve">Коли ти, </w:t>
+      </w:r>
+      <w:r>
+        <w:rPr>
+          <w:rFonts w:ascii="Times New Roman" w:hAnsi="Times New Roman"/>
+          <w:sz w:val="24"/>
+        </w:rPr>
+        <w:t>ч</w:t>
+      </w:r>
+      <w:r>
+        <w:rPr>
+          <w:rFonts w:ascii="Times New Roman" w:hAnsi="Times New Roman"/>
+          <w:sz w:val="24"/>
+        </w:rPr>
+        <w:t xml:space="preserve">есна, росою божественного Духа, що помагав тобі,* погасила тілесну похіть і гріховне полум'я,* тоді й звірів загнуздала ти посеред судилища,* хоробро передавши тіло своє на рани.* Тому ти перемогла ворога і переможний вінок сплела собі,* всеблаженна мученице </w:t>
+      </w:r>
+      <w:r>
+        <w:rPr>
+          <w:rFonts w:ascii="Times New Roman" w:hAnsi="Times New Roman"/>
+          <w:i w:val="0"/>
+          <w:color w:val="000000"/>
+          <w:sz w:val="24"/>
+          <w:highlight w:val="yellow"/>
+        </w:rPr>
+        <w:t>Акилино</w:t>
+      </w:r>
+      <w:r>
+        <w:rPr>
+          <w:rFonts w:ascii="Times New Roman" w:hAnsi="Times New Roman"/>
+          <w:sz w:val="24"/>
+        </w:rPr>
+        <w:t>.</w:t>
       </w:r>
     </w:p>
     <w:p>
@@ -3535,128 +3584,120 @@
     </w:p>
     <w:p>
       <w:pPr>
-        <w:spacing w:after="120" w:lineRule="auto"/>
-        <w:jc w:val="both"/>
-        <w:rPr>
-          <w:rFonts w:ascii="Times New Roman" w:cs="Times New Roman" w:eastAsia="Times New Roman" w:hAnsi="Times New Roman"/>
-          <w:sz w:val="24"/>
-          <w:szCs w:val="24"/>
-        </w:rPr>
-      </w:pPr>
-      <w:r>
-        <w:rPr>
-          <w:rtl w:val="0"/>
-        </w:rPr>
-      </w:r>
-    </w:p>
-    <w:p>
-      <w:pPr>
-        <w:spacing w:after="120" w:lineRule="auto"/>
-        <w:jc w:val="both"/>
-        <w:rPr>
-          <w:rFonts w:ascii="Times New Roman" w:cs="Times New Roman" w:eastAsia="Times New Roman" w:hAnsi="Times New Roman"/>
-          <w:i w:val="1"/>
-          <w:color w:val="ff0000"/>
-          <w:sz w:val="24"/>
-          <w:szCs w:val="24"/>
-        </w:rPr>
-      </w:pPr>
-      <w:r>
-        <w:rPr>
-          <w:rFonts w:ascii="Times New Roman" w:cs="Times New Roman" w:eastAsia="Times New Roman" w:hAnsi="Times New Roman"/>
-          <w:b w:val="1"/>
-          <w:sz w:val="24"/>
-          <w:szCs w:val="24"/>
-          <w:rtl w:val="0"/>
+        <w:pStyle w:val="a"/>
+      </w:pPr>
+      <w:r>
+        <w:rPr>
+          <w:rFonts w:ascii="Times New Roman" w:hAnsi="Times New Roman"/>
+          <w:sz w:val="24"/>
+        </w:rPr>
+        <w:t xml:space="preserve">Ні меч, ні вогонь, ні рани, ні скорбота, ні голод,* ані будь-які муки не притупили твого прагнення до Господа,* бо, шукаючи його палким серцем,* усім видимим ти погордила, </w:t>
+      </w:r>
+      <w:r>
+        <w:rPr>
+          <w:rFonts w:ascii="Times New Roman" w:hAnsi="Times New Roman"/>
+          <w:sz w:val="24"/>
+        </w:rPr>
+        <w:t>м</w:t>
+      </w:r>
+      <w:r>
+        <w:rPr>
+          <w:rFonts w:ascii="Times New Roman" w:hAnsi="Times New Roman"/>
+          <w:sz w:val="24"/>
+        </w:rPr>
+        <w:t xml:space="preserve">ученице,* і, поселившись у божественній світлиці,* стала ти, </w:t>
+      </w:r>
+      <w:r>
+        <w:rPr>
+          <w:rFonts w:ascii="Times New Roman" w:hAnsi="Times New Roman"/>
+          <w:i w:val="0"/>
+          <w:color w:val="000000"/>
+          <w:sz w:val="24"/>
+          <w:highlight w:val="yellow"/>
+        </w:rPr>
+        <w:t>Акилино</w:t>
+      </w:r>
+      <w:r>
+        <w:rPr>
+          <w:rFonts w:ascii="Times New Roman" w:hAnsi="Times New Roman"/>
+          <w:sz w:val="24"/>
+        </w:rPr>
+        <w:t>, невістою всіх Царя.</w:t>
+      </w:r>
+    </w:p>
+    <w:p>
+      <w:pPr>
+        <w:pStyle w:val="a"/>
+      </w:pPr>
+      <w:r>
+        <w:rPr>
+          <w:rFonts w:ascii="Times New Roman" w:hAnsi="Times New Roman"/>
+          <w:b/>
+          <w:sz w:val="24"/>
         </w:rPr>
         <w:t xml:space="preserve">Слава </w:t>
       </w:r>
       <w:r>
         <w:rPr>
-          <w:rtl w:val="0"/>
-        </w:rPr>
-      </w:r>
-    </w:p>
-    <w:p>
-      <w:pPr>
-        <w:spacing w:after="120" w:lineRule="auto"/>
-        <w:jc w:val="both"/>
-        <w:rPr>
-          <w:rFonts w:ascii="Times New Roman" w:cs="Times New Roman" w:eastAsia="Times New Roman" w:hAnsi="Times New Roman"/>
-          <w:sz w:val="24"/>
-          <w:szCs w:val="24"/>
-        </w:rPr>
-      </w:pPr>
-      <w:r>
-        <w:rPr>
-          <w:rtl w:val="0"/>
-        </w:rPr>
-      </w:r>
-    </w:p>
-    <w:p>
-      <w:pPr>
-        <w:spacing w:after="120" w:lineRule="auto"/>
-        <w:jc w:val="both"/>
-        <w:rPr>
-          <w:rFonts w:ascii="Times New Roman" w:cs="Times New Roman" w:eastAsia="Times New Roman" w:hAnsi="Times New Roman"/>
-          <w:sz w:val="24"/>
-          <w:szCs w:val="24"/>
-        </w:rPr>
-      </w:pPr>
-      <w:r>
-        <w:rPr>
-          <w:rFonts w:ascii="Times New Roman" w:cs="Times New Roman" w:eastAsia="Times New Roman" w:hAnsi="Times New Roman"/>
-          <w:b w:val="1"/>
-          <w:sz w:val="24"/>
-          <w:szCs w:val="24"/>
-          <w:rtl w:val="0"/>
-        </w:rPr>
-        <w:t xml:space="preserve">І нині</w:t>
-      </w:r>
-      <w:r>
-        <w:rPr>
-          <w:rFonts w:ascii="Times New Roman" w:cs="Times New Roman" w:eastAsia="Times New Roman" w:hAnsi="Times New Roman"/>
-          <w:sz w:val="24"/>
-          <w:szCs w:val="24"/>
-          <w:rtl w:val="0"/>
-        </w:rPr>
-        <w:t xml:space="preserve"> </w:t>
-      </w:r>
-      <w:r>
-        <w:rPr>
-          <w:rFonts w:ascii="Times New Roman" w:cs="Times New Roman" w:eastAsia="Times New Roman" w:hAnsi="Times New Roman"/>
-          <w:i w:val="1"/>
-          <w:color w:val="ff0000"/>
-          <w:sz w:val="24"/>
-          <w:szCs w:val="24"/>
-          <w:rtl w:val="0"/>
-        </w:rPr>
-        <w:t xml:space="preserve">(богородичний):</w:t>
-      </w:r>
-      <w:r>
-        <w:rPr>
-          <w:rFonts w:ascii="Times New Roman" w:cs="Times New Roman" w:eastAsia="Times New Roman" w:hAnsi="Times New Roman"/>
-          <w:sz w:val="24"/>
-          <w:szCs w:val="24"/>
-          <w:rtl w:val="0"/>
-        </w:rPr>
-        <w:t xml:space="preserve"> </w:t>
-      </w:r>
-    </w:p>
-    <w:p>
-      <w:pPr>
-        <w:spacing w:after="120" w:lineRule="auto"/>
-        <w:jc w:val="both"/>
-        <w:rPr>
-          <w:rFonts w:ascii="Times New Roman" w:cs="Times New Roman" w:eastAsia="Times New Roman" w:hAnsi="Times New Roman"/>
-          <w:sz w:val="24"/>
-          <w:szCs w:val="24"/>
-        </w:rPr>
-      </w:pPr>
-      <w:r>
-        <w:rPr>
-          <w:rtl w:val="0"/>
-        </w:rPr>
+          <w:rFonts w:ascii="Times New Roman" w:hAnsi="Times New Roman"/>
+          <w:i/>
+          <w:color w:val="FF0000"/>
+          <w:sz w:val="24"/>
+        </w:rPr>
+        <w:t xml:space="preserve">(г. 2): </w:t>
+      </w:r>
+      <w:r>
+        <w:rPr>
+          <w:rFonts w:ascii="Times New Roman" w:hAnsi="Times New Roman"/>
+          <w:sz w:val="24"/>
+        </w:rPr>
+        <w:t xml:space="preserve">Радісними голосами і псалмоспівами оспівуємо </w:t>
+      </w:r>
+      <w:r>
+        <w:rPr>
+          <w:rFonts w:ascii="Times New Roman" w:hAnsi="Times New Roman"/>
+          <w:i w:val="0"/>
+          <w:color w:val="000000"/>
+          <w:sz w:val="24"/>
+          <w:highlight w:val="yellow"/>
+        </w:rPr>
+        <w:t>Акилино</w:t>
+      </w:r>
+      <w:r>
+        <w:rPr>
+          <w:rFonts w:ascii="Times New Roman" w:hAnsi="Times New Roman"/>
+          <w:sz w:val="24"/>
+        </w:rPr>
+        <w:t xml:space="preserve"> мученицю!* Вона перемогла на землі ідольську спокусу* і хоробро взяла під ноги ворога-супостата,* тому й по смерті злетіла на небо,* маючи на голові вінок і кличучи:* Тебе, мій Жениху, я прагну* і з любовною тугою за тебе я передала на вогонь моє тіло!* Тому нехай я поселюся у твоїй вічній обителі,* де є житло всіх щасливих.</w:t>
+      </w:r>
+    </w:p>
+    <w:p>
+      <w:pPr>
+        <w:pStyle w:val="a"/>
+      </w:pPr>
+      <w:r>
+        <w:rPr>
+          <w:rFonts w:ascii="Times New Roman" w:hAnsi="Times New Roman"/>
+          <w:b/>
+          <w:sz w:val="24"/>
+        </w:rPr>
+        <w:t xml:space="preserve">І нині </w:t>
+      </w:r>
+      <w:r>
+        <w:rPr>
+          <w:rFonts w:ascii="Times New Roman" w:hAnsi="Times New Roman"/>
+          <w:i/>
+          <w:color w:val="FF0000"/>
+          <w:sz w:val="24"/>
+        </w:rPr>
+        <w:t xml:space="preserve">(богородичний): </w:t>
+      </w:r>
+      <w:r>
+        <w:rPr>
+          <w:rFonts w:ascii="Times New Roman" w:hAnsi="Times New Roman"/>
+          <w:sz w:val="24"/>
+        </w:rPr>
+        <w:t>Ти ангелів радість і людей слава,* ти вірним надія, всенепорочна Владичице і наша Заступнице!* Тому з вірою до тебе прибігаємо і кличемо:* Визволи нас своїми мольбами від пострілів ворожих,* і від душезгубної журби та всякої скорботи,* бо ми тебе, вихваляємо, Богоневісто.</w:t>
       </w:r>
     </w:p>
     <w:p>
